--- a/data/outputs/v2/Core_Mathematics/SS1.2_Indices_and_Logarithms/Core_Mathematics_Indices_and_Logarithms_FinalExplanation.docx
+++ b/data/outputs/v2/Core_Mathematics/SS1.2_Indices_and_Logarithms/Core_Mathematics_Indices_and_Logarithms_FinalExplanation.docx
@@ -38,6 +38,177 @@
           <w:szCs w:val="22"/>
         </w:rPr>
         <w:t xml:space="preserve">Student Assessment Document</w:t>
+      </w:r>
+    </w:p>
+    <w:p>
+      <w:pPr>
+        <w:spacing w:after="80" w:before="120"/>
+      </w:pPr>
+      <w:r>
+        <w:rPr>
+          <w:rFonts w:ascii="Arial" w:cs="Arial" w:eastAsia="Arial" w:hAnsi="Arial"/>
+          <w:b/>
+          <w:bCs/>
+          <w:color w:val="1F3864"/>
+          <w:sz w:val="20"/>
+          <w:szCs w:val="20"/>
+        </w:rPr>
+        <w:t xml:space="preserve">ATTRIBUTION AND LICENSING</w:t>
+      </w:r>
+    </w:p>
+    <w:p>
+      <w:pPr>
+        <w:spacing w:after="60" w:before="0"/>
+      </w:pPr>
+      <w:r>
+        <w:rPr>
+          <w:rFonts w:ascii="Arial" w:cs="Arial" w:eastAsia="Arial" w:hAnsi="Arial"/>
+          <w:b/>
+          <w:bCs/>
+          <w:sz w:val="17"/>
+          <w:szCs w:val="17"/>
+        </w:rPr>
+        <w:t xml:space="preserve">Curriculum Alignment: </w:t>
+      </w:r>
+      <w:r>
+        <w:rPr>
+          <w:rFonts w:ascii="Arial" w:cs="Arial" w:eastAsia="Arial" w:hAnsi="Arial"/>
+          <w:sz w:val="17"/>
+          <w:szCs w:val="17"/>
+        </w:rPr>
+        <w:t xml:space="preserve">Structured in pedagogical alignment with the competence-based curriculum format and learning outcomes established by the Kenya Institute of Curriculum Development (KICD). This material is independently developed and is not officially endorsed or published by KICD.</w:t>
+      </w:r>
+    </w:p>
+    <w:p>
+      <w:pPr>
+        <w:spacing w:after="60" w:before="0"/>
+      </w:pPr>
+      <w:r>
+        <w:rPr>
+          <w:rFonts w:ascii="Arial" w:cs="Arial" w:eastAsia="Arial" w:hAnsi="Arial"/>
+          <w:b/>
+          <w:bCs/>
+          <w:sz w:val="17"/>
+          <w:szCs w:val="17"/>
+        </w:rPr>
+        <w:t xml:space="preserve">Content &amp; Pedagogy: </w:t>
+      </w:r>
+      <w:r>
+        <w:rPr>
+          <w:rFonts w:ascii="Arial" w:cs="Arial" w:eastAsia="Arial" w:hAnsi="Arial"/>
+          <w:sz w:val="17"/>
+          <w:szCs w:val="17"/>
+        </w:rPr>
+        <w:t xml:space="preserve">Developed and adapted by the educator team at SeaVuria (registered 501(c)(3) in the United States and registered NGO in Kenya, No. 872-850A-BF11), who designed the pedagogical framework, lesson templates and exemplar lessons on which this material is based.</w:t>
+      </w:r>
+    </w:p>
+    <w:p>
+      <w:pPr>
+        <w:spacing w:after="60" w:before="0"/>
+      </w:pPr>
+      <w:r>
+        <w:rPr>
+          <w:rFonts w:ascii="Arial" w:cs="Arial" w:eastAsia="Arial" w:hAnsi="Arial"/>
+          <w:b/>
+          <w:bCs/>
+          <w:sz w:val="17"/>
+          <w:szCs w:val="17"/>
+        </w:rPr>
+        <w:t xml:space="preserve">Production &amp; Layout: </w:t>
+      </w:r>
+      <w:r>
+        <w:rPr>
+          <w:rFonts w:ascii="Arial" w:cs="Arial" w:eastAsia="Arial" w:hAnsi="Arial"/>
+          <w:sz w:val="17"/>
+          <w:szCs w:val="17"/>
+        </w:rPr>
+        <w:t xml:space="preserve">Educational design and curriculum sequencing by SeaVuria. Technical layout, structural formatting, and digital optimization/implementation executed in partnership with ARES Education (registered 501(c)(3) in the United States and Canada (as Afretech Aid) and registered NGO in Kenya), with lesson drafting and compilation assisted by AI (Claude, Anthropic).</w:t>
+      </w:r>
+    </w:p>
+    <w:p>
+      <w:pPr>
+        <w:pBdr>
+          <w:bottom w:val="single" w:color="1F3864" w:sz="6" w:space="6"/>
+        </w:pBdr>
+        <w:spacing w:after="60" w:before="0"/>
+      </w:pPr>
+      <w:r>
+        <w:rPr>
+          <w:rFonts w:ascii="Arial" w:cs="Arial" w:eastAsia="Arial" w:hAnsi="Arial"/>
+          <w:b/>
+          <w:bCs/>
+          <w:sz w:val="17"/>
+          <w:szCs w:val="17"/>
+        </w:rPr>
+        <w:t xml:space="preserve">Licensing &amp; Copyright: </w:t>
+      </w:r>
+      <w:r>
+        <w:rPr>
+          <w:rFonts w:ascii="Arial" w:cs="Arial" w:eastAsia="Arial" w:hAnsi="Arial"/>
+          <w:sz w:val="17"/>
+          <w:szCs w:val="17"/>
+        </w:rPr>
+        <w:t xml:space="preserve">© 2026 SeaVuria and ARES. This work is licensed under a </w:t>
+      </w:r>
+      <w:hyperlink w:history="1" r:id="rIdsahrvd4sis7g9taofqpyb">
+        <w:r>
+          <w:rPr>
+            <w:rFonts w:ascii="Arial" w:cs="Arial" w:eastAsia="Arial" w:hAnsi="Arial"/>
+            <w:color w:val="1F6B75"/>
+            <w:sz w:val="17"/>
+            <w:szCs w:val="17"/>
+            <w:u w:val="single" w:color="1F6B75"/>
+          </w:rPr>
+          <w:t xml:space="preserve">Creative Commons Attribution-NonCommercial 4.0 International License</w:t>
+        </w:r>
+      </w:hyperlink>
+      <w:r>
+        <w:rPr>
+          <w:rFonts w:ascii="Arial" w:cs="Arial" w:eastAsia="Arial" w:hAnsi="Arial"/>
+          <w:sz w:val="17"/>
+          <w:szCs w:val="17"/>
+        </w:rPr>
+        <w:t xml:space="preserve"> (</w:t>
+      </w:r>
+      <w:hyperlink w:history="1" r:id="rIdfug1xiiehga7newvitwct">
+        <w:r>
+          <w:rPr>
+            <w:rFonts w:ascii="Arial" w:cs="Arial" w:eastAsia="Arial" w:hAnsi="Arial"/>
+            <w:color w:val="1F6B75"/>
+            <w:sz w:val="17"/>
+            <w:szCs w:val="17"/>
+            <w:u w:val="single" w:color="1F6B75"/>
+          </w:rPr>
+          <w:t xml:space="preserve">CC BY-NC 4.0</w:t>
+        </w:r>
+      </w:hyperlink>
+      <w:r>
+        <w:rPr>
+          <w:rFonts w:ascii="Arial" w:cs="Arial" w:eastAsia="Arial" w:hAnsi="Arial"/>
+          <w:sz w:val="17"/>
+          <w:szCs w:val="17"/>
+        </w:rPr>
+        <w:t xml:space="preserve">). To view a copy of this license, visit </w:t>
+      </w:r>
+      <w:hyperlink w:history="1" r:id="rIdnokkgoghccyzjgvo6pkd8">
+        <w:r>
+          <w:rPr>
+            <w:rFonts w:ascii="Arial" w:cs="Arial" w:eastAsia="Arial" w:hAnsi="Arial"/>
+            <w:color w:val="1F6B75"/>
+            <w:sz w:val="17"/>
+            <w:szCs w:val="17"/>
+            <w:u w:val="single" w:color="1F6B75"/>
+          </w:rPr>
+          <w:t xml:space="preserve">https://creativecommons.org/licenses/by-nc/4.0/</w:t>
+        </w:r>
+      </w:hyperlink>
+      <w:r>
+        <w:rPr>
+          <w:rFonts w:ascii="Arial" w:cs="Arial" w:eastAsia="Arial" w:hAnsi="Arial"/>
+          <w:sz w:val="17"/>
+          <w:szCs w:val="17"/>
+        </w:rPr>
+        <w:t xml:space="preserve">. You are free to copy, redistribute, and adapt this material in any medium or format, provided appropriate credit is given and the material is not used for commercial purposes. KICD learning outcomes and curriculum designations reproduced here for alignment purposes remain the property of KICD and are not covered by this license. Linked external resources (e.g. CK-12, Khan Academy, PhET) are subject to their own licenses.</w:t>
       </w:r>
     </w:p>
     <w:p>

--- a/data/outputs/v2/Core_Mathematics/SS1.2_Indices_and_Logarithms/Core_Mathematics_Indices_and_Logarithms_FinalExplanation.docx
+++ b/data/outputs/v2/Core_Mathematics/SS1.2_Indices_and_Logarithms/Core_Mathematics_Indices_and_Logarithms_FinalExplanation.docx
@@ -95,7 +95,7 @@
                 <w:sz w:val="22"/>
                 <w:szCs w:val="22"/>
               </w:rPr>
-              <w:t xml:space="preserve">FINAL EXPLANATION: CORE MATHEMATICS — GRADE 10 | SUB-STRAND 1.2: INDICES AND LOGARITHMS</w:t>
+              <w:t xml:space="preserve">FINAL EXPLANATION: CORE MATHEMATICS GRADE 10: 1.2 INDICES AND LOGARITHMS</w:t>
             </w:r>
           </w:p>
         </w:tc>
@@ -422,7 +422,7 @@
                 <w:sz w:val="18"/>
                 <w:szCs w:val="18"/>
               </w:rPr>
-              <w:t xml:space="preserve">This is your Final Explanation task. You will write a structured response to the driving question using everything you have learned across all 8 lessons in this unit. Read the driving question carefully, then complete each section below in order. Your goal is to show — clearly and with mathematical evidence — how indices and logarithms are powerful tools for real Kenyan professionals, not just classroom exercises. Use the Kericho tea farm phenomenon as your anchor throughout, but you may also draw on other Kenyan contexts you have explored (population growth in Nairobi, pH of Lake Nakuru, sound levels at a Kisumu concert, compound interest at a Mombasa bank, etc.). Write in your own words. Show all working where prompted. A model exemplar is provided after each prompt to guide your thinking — study it before you write your own response.</w:t>
+              <w:t xml:space="preserve">This is your Final Explanation for the unit. Write your answers in the space under each prompt. Use full sentences and show every step of your working. Name the index law or logarithm law you use at each step. Keep referring to the Kericho tea farm: a single plant gives 2³ grams of processed tea per harvest cycle, and the estate has 2¹⁰ plants. Use a four-figure table where a question asks for one, and give answers to a sensible degree of accuracy. Your final answer should link back to the driving question: How can a Kericho tea farmer, or any Kenyan scientist, engineer or business person, use the mathematics of indices and logarithms to make sense of, and calculate with, numbers that are too large or too small to handle by ordinary arithmetic?</w:t>
             </w:r>
           </w:p>
         </w:tc>
@@ -450,14 +450,12 @@
         <w:tblLayout w:type="fixed"/>
       </w:tblPr>
       <w:tblGrid>
-        <w:gridCol w:w="3000"/>
-        <w:gridCol w:w="10680"/>
+        <w:gridCol w:w="13680"/>
       </w:tblGrid>
       <w:tr>
         <w:tc>
           <w:tcPr>
             <w:tcW w:type="dxa" w:w="13680"/>
-            <w:gridSpan w:val="2"/>
             <w:shd w:fill="1F3864" w:color="auto" w:val="clear"/>
             <w:tcMar>
               <w:top w:type="dxa" w:w="60"/>
@@ -483,15 +481,15 @@
                 <w:sz w:val="22"/>
                 <w:szCs w:val="22"/>
               </w:rPr>
-              <w:t xml:space="preserve">Section 1 — Restating the Problem: Why Ordinary Arithmetic Breaks Down</w:t>
-            </w:r>
-          </w:p>
-        </w:tc>
-      </w:tr>
-      <w:tr>
-        <w:tc>
-          <w:tcPr>
-            <w:tcW w:type="dxa" w:w="3000"/>
+              <w:t xml:space="preserve">Part 1: Indices as a compact language for the tea farm</w:t>
+            </w:r>
+          </w:p>
+        </w:tc>
+      </w:tr>
+      <w:tr>
+        <w:tc>
+          <w:tcPr>
+            <w:tcW w:type="dxa" w:w="13680"/>
             <w:shd w:fill="D9EEF1" w:color="auto" w:val="clear"/>
             <w:tcMar>
               <w:top w:type="dxa" w:w="60"/>
@@ -517,13 +515,18 @@
                 <w:sz w:val="18"/>
                 <w:szCs w:val="18"/>
               </w:rPr>
-              <w:t xml:space="preserve">In 3–5 sentences, explain WHY the Kericho tea farm manager's calculation becomes unwieldy using ordinary multiplication. What specifically makes large (or very small) numbers difficult to handle without a smarter mathematical tool? Reference at least one concrete number from the phenomenon in your answer.</w:t>
-            </w:r>
-          </w:p>
-        </w:tc>
-        <w:tc>
-          <w:tcPr>
-            <w:tcW w:type="dxa" w:w="10680"/>
+              <w:t xml:space="preserve">A Kericho tea plant gives 2³ grams of processed tea per harvest cycle. The estate has 2¹⁰ plants. (a) Write 2³ as repeated multiplication and give its value in grams. (b) Complete this sentence and explain why it is true: when the exponent of 2 goes up by 1, the value ______. What happens when the exponent goes down by 1? (c) Write the fraction of the estate's plants that one single plant represents, first using a reciprocal and then using a negative index. (d) Explain why a negative index does not mean 'negative tea'.</w:t>
+            </w:r>
+          </w:p>
+        </w:tc>
+      </w:tr>
+      <w:tr>
+        <w:trPr>
+          <w:trHeight w:val="4200" w:hRule="atLeast"/>
+        </w:trPr>
+        <w:tc>
+          <w:tcPr>
+            <w:tcW w:type="dxa" w:w="13680"/>
             <w:shd w:fill="FFFFFF" w:color="auto" w:val="clear"/>
             <w:tcMar>
               <w:top w:type="dxa" w:w="60"/>
@@ -543,13 +546,13 @@
                 <w:rFonts w:ascii="Arial" w:cs="Arial" w:eastAsia="Arial" w:hAnsi="Arial"/>
                 <w:b w:val="false"/>
                 <w:bCs w:val="false"/>
-                <w:i w:val="false"/>
-                <w:iCs w:val="false"/>
-                <w:color w:val="000000"/>
-                <w:sz w:val="18"/>
-                <w:szCs w:val="18"/>
-              </w:rPr>
-              <w:t xml:space="preserve">When the Kericho tea farm manager tries to multiply numbers like 2¹⁰ (1 024 plants) by 2³ (8 grams per plant) and then scale that up across an entire season's worth of harvest cycles, the digits pile up rapidly. A single multiplication of two six-digit numbers already requires keeping track of dozens of partial products, and one misplaced digit ruins the entire answer. The problem grows even worse when the numbers involve decimals or very small quantities — for example, the mass of a single tea-leaf cell measured in milligrams. Ordinary arithmetic gives us no shortcut: every extra zero in a number adds another layer of working. This is exactly the gap that index notation and logarithms were invented to close.</w:t>
+                <w:i/>
+                <w:iCs/>
+                <w:color w:val="808080"/>
+                <w:sz w:val="18"/>
+                <w:szCs w:val="18"/>
+              </w:rPr>
+              <w:t xml:space="preserve">Write your answer here:</w:t>
             </w:r>
           </w:p>
         </w:tc>
@@ -577,14 +580,12 @@
         <w:tblLayout w:type="fixed"/>
       </w:tblPr>
       <w:tblGrid>
-        <w:gridCol w:w="3000"/>
-        <w:gridCol w:w="10680"/>
+        <w:gridCol w:w="13680"/>
       </w:tblGrid>
       <w:tr>
         <w:tc>
           <w:tcPr>
             <w:tcW w:type="dxa" w:w="13680"/>
-            <w:gridSpan w:val="2"/>
             <w:shd w:fill="1F3864" w:color="auto" w:val="clear"/>
             <w:tcMar>
               <w:top w:type="dxa" w:w="60"/>
@@ -610,15 +611,15 @@
                 <w:sz w:val="22"/>
                 <w:szCs w:val="22"/>
               </w:rPr>
-              <w:t xml:space="preserve">Section 2 — Index Notation and the Laws of Indices: The Language of Repeated Multiplication</w:t>
-            </w:r>
-          </w:p>
-        </w:tc>
-      </w:tr>
-      <w:tr>
-        <w:tc>
-          <w:tcPr>
-            <w:tcW w:type="dxa" w:w="3000"/>
+              <w:t xml:space="preserve">Part 2: Deriving and using the laws of indices</w:t>
+            </w:r>
+          </w:p>
+        </w:tc>
+      </w:tr>
+      <w:tr>
+        <w:tc>
+          <w:tcPr>
+            <w:tcW w:type="dxa" w:w="13680"/>
             <w:shd w:fill="D9EEF1" w:color="auto" w:val="clear"/>
             <w:tcMar>
               <w:top w:type="dxa" w:w="60"/>
@@ -644,13 +645,18 @@
                 <w:sz w:val="18"/>
                 <w:szCs w:val="18"/>
               </w:rPr>
-              <w:t xml:space="preserve">Explain what an index (exponent) means and state ALL the laws of indices you have learned. For each law, write the general rule in symbolic form AND give a worked example set on the Kericho tea farm or another Kenyan context. Then answer: why does increasing the exponent by 1 (e.g., from 2⁹ to 2¹⁰) double the harvest? Show the arithmetic that proves it.</w:t>
-            </w:r>
-          </w:p>
-        </w:tc>
-        <w:tc>
-          <w:tcPr>
-            <w:tcW w:type="dxa" w:w="10680"/>
+              <w:t xml:space="preserve">(a) The farm manager wants the total production of the estate, which is 2³ grams per plant for 2¹⁰ plants. Write the total as a product of two powers. Expand both powers into repeated multiplication, count the factors of 2, and write the total as a single power of 2. State the index law you have found. (b) Use the quotient rule with equal exponents (for example 5² ÷ 5²) to explain why a⁰ = 1 for any non-zero a. (c) Use the power rule to simplify (2³)² and check your answer by writing out all the factors. (d) Explain what 2^(1/2) means and why it is not the same as 2 ÷ 2.</w:t>
+            </w:r>
+          </w:p>
+        </w:tc>
+      </w:tr>
+      <w:tr>
+        <w:trPr>
+          <w:trHeight w:val="4200" w:hRule="atLeast"/>
+        </w:trPr>
+        <w:tc>
+          <w:tcPr>
+            <w:tcW w:type="dxa" w:w="13680"/>
             <w:shd w:fill="FFFFFF" w:color="auto" w:val="clear"/>
             <w:tcMar>
               <w:top w:type="dxa" w:w="60"/>
@@ -670,355 +676,13 @@
                 <w:rFonts w:ascii="Arial" w:cs="Arial" w:eastAsia="Arial" w:hAnsi="Arial"/>
                 <w:b w:val="false"/>
                 <w:bCs w:val="false"/>
-                <w:i w:val="false"/>
-                <w:iCs w:val="false"/>
-                <w:color w:val="000000"/>
-                <w:sz w:val="18"/>
-                <w:szCs w:val="18"/>
-              </w:rPr>
-              <w:t xml:space="preserve">An index tells us how many times a base number is multiplied by itself. Writing 2⁸ means 2 × 2 × 2 × 2 × 2 × 2 × 2 × 2 = 256; the base is 2 and the index is 8. This compact notation saves space and, more importantly, unlocks powerful rules.</w:t>
-            </w:r>
-          </w:p>
-          <w:p>
-            <w:pPr>
-              <w:spacing w:after="40" w:before="0"/>
-              <w:jc w:val="left"/>
-            </w:pPr>
-            <w:r>
-              <w:rPr>
-                <w:rFonts w:ascii="Arial" w:cs="Arial" w:eastAsia="Arial" w:hAnsi="Arial"/>
-                <w:b w:val="false"/>
-                <w:bCs w:val="false"/>
-                <w:i w:val="false"/>
-                <w:iCs w:val="false"/>
-                <w:color w:val="000000"/>
-                <w:sz w:val="18"/>
-                <w:szCs w:val="18"/>
-              </w:rPr>
-              <w:t xml:space="preserve"/>
-            </w:r>
-          </w:p>
-          <w:p>
-            <w:pPr>
-              <w:spacing w:after="40" w:before="0"/>
-              <w:jc w:val="left"/>
-            </w:pPr>
-            <w:r>
-              <w:rPr>
-                <w:rFonts w:ascii="Arial" w:cs="Arial" w:eastAsia="Arial" w:hAnsi="Arial"/>
-                <w:b w:val="false"/>
-                <w:bCs w:val="false"/>
-                <w:i w:val="false"/>
-                <w:iCs w:val="false"/>
-                <w:color w:val="000000"/>
-                <w:sz w:val="18"/>
-                <w:szCs w:val="18"/>
-              </w:rPr>
-              <w:t xml:space="preserve">The Laws of Indices:</w:t>
-            </w:r>
-          </w:p>
-          <w:p>
-            <w:pPr>
-              <w:spacing w:after="40" w:before="0"/>
-              <w:jc w:val="left"/>
-            </w:pPr>
-            <w:r>
-              <w:rPr>
-                <w:rFonts w:ascii="Arial" w:cs="Arial" w:eastAsia="Arial" w:hAnsi="Arial"/>
-                <w:b w:val="false"/>
-                <w:bCs w:val="false"/>
-                <w:i w:val="false"/>
-                <w:iCs w:val="false"/>
-                <w:color w:val="000000"/>
-                <w:sz w:val="18"/>
-                <w:szCs w:val="18"/>
-              </w:rPr>
-              <w:t xml:space="preserve">1. Product Law — aᵐ × aⁿ = aᵐ⁺ⁿ</w:t>
-            </w:r>
-          </w:p>
-          <w:p>
-            <w:pPr>
-              <w:spacing w:after="40" w:before="0"/>
-              <w:jc w:val="left"/>
-            </w:pPr>
-            <w:r>
-              <w:rPr>
-                <w:rFonts w:ascii="Arial" w:cs="Arial" w:eastAsia="Arial" w:hAnsi="Arial"/>
-                <w:b w:val="false"/>
-                <w:bCs w:val="false"/>
-                <w:i w:val="false"/>
-                <w:iCs w:val="false"/>
-                <w:color w:val="000000"/>
-                <w:sz w:val="18"/>
-                <w:szCs w:val="18"/>
-              </w:rPr>
-              <w:t xml:space="preserve">   Example: The farm has 2⁴ rows of plants and each row is extended by a factor of 2³. Total plants = 2⁴ × 2³ = 2⁴⁺³ = 2⁷ = 128.</w:t>
-            </w:r>
-          </w:p>
-          <w:p>
-            <w:pPr>
-              <w:spacing w:after="40" w:before="0"/>
-              <w:jc w:val="left"/>
-            </w:pPr>
-            <w:r>
-              <w:rPr>
-                <w:rFonts w:ascii="Arial" w:cs="Arial" w:eastAsia="Arial" w:hAnsi="Arial"/>
-                <w:b w:val="false"/>
-                <w:bCs w:val="false"/>
-                <w:i w:val="false"/>
-                <w:iCs w:val="false"/>
-                <w:color w:val="000000"/>
-                <w:sz w:val="18"/>
-                <w:szCs w:val="18"/>
-              </w:rPr>
-              <w:t xml:space="preserve">2. Quotient Law — aᵐ ÷ aⁿ = aᵐ⁻ⁿ</w:t>
-            </w:r>
-          </w:p>
-          <w:p>
-            <w:pPr>
-              <w:spacing w:after="40" w:before="0"/>
-              <w:jc w:val="left"/>
-            </w:pPr>
-            <w:r>
-              <w:rPr>
-                <w:rFonts w:ascii="Arial" w:cs="Arial" w:eastAsia="Arial" w:hAnsi="Arial"/>
-                <w:b w:val="false"/>
-                <w:bCs w:val="false"/>
-                <w:i w:val="false"/>
-                <w:iCs w:val="false"/>
-                <w:color w:val="000000"/>
-                <w:sz w:val="18"/>
-                <w:szCs w:val="18"/>
-              </w:rPr>
-              <w:t xml:space="preserve">   Example: A warehouse stores 2⁸ kg of tea; it ships 2⁵ kg. Remaining = 2⁸ ÷ 2⁵ = 2³ = 8 kg.</w:t>
-            </w:r>
-          </w:p>
-          <w:p>
-            <w:pPr>
-              <w:spacing w:after="40" w:before="0"/>
-              <w:jc w:val="left"/>
-            </w:pPr>
-            <w:r>
-              <w:rPr>
-                <w:rFonts w:ascii="Arial" w:cs="Arial" w:eastAsia="Arial" w:hAnsi="Arial"/>
-                <w:b w:val="false"/>
-                <w:bCs w:val="false"/>
-                <w:i w:val="false"/>
-                <w:iCs w:val="false"/>
-                <w:color w:val="000000"/>
-                <w:sz w:val="18"/>
-                <w:szCs w:val="18"/>
-              </w:rPr>
-              <w:t xml:space="preserve">3. Power Law — (aᵐ)ⁿ = aᵐⁿ</w:t>
-            </w:r>
-          </w:p>
-          <w:p>
-            <w:pPr>
-              <w:spacing w:after="40" w:before="0"/>
-              <w:jc w:val="left"/>
-            </w:pPr>
-            <w:r>
-              <w:rPr>
-                <w:rFonts w:ascii="Arial" w:cs="Arial" w:eastAsia="Arial" w:hAnsi="Arial"/>
-                <w:b w:val="false"/>
-                <w:bCs w:val="false"/>
-                <w:i w:val="false"/>
-                <w:iCs w:val="false"/>
-                <w:color w:val="000000"/>
-                <w:sz w:val="18"/>
-                <w:szCs w:val="18"/>
-              </w:rPr>
-              <w:t xml:space="preserve">   Example: Each of 2³ estates is subdivided into (2²)³ = 2⁶ = 64 sub-plots.</w:t>
-            </w:r>
-          </w:p>
-          <w:p>
-            <w:pPr>
-              <w:spacing w:after="40" w:before="0"/>
-              <w:jc w:val="left"/>
-            </w:pPr>
-            <w:r>
-              <w:rPr>
-                <w:rFonts w:ascii="Arial" w:cs="Arial" w:eastAsia="Arial" w:hAnsi="Arial"/>
-                <w:b w:val="false"/>
-                <w:bCs w:val="false"/>
-                <w:i w:val="false"/>
-                <w:iCs w:val="false"/>
-                <w:color w:val="000000"/>
-                <w:sz w:val="18"/>
-                <w:szCs w:val="18"/>
-              </w:rPr>
-              <w:t xml:space="preserve">4. Zero Index — a⁰ = 1</w:t>
-            </w:r>
-          </w:p>
-          <w:p>
-            <w:pPr>
-              <w:spacing w:after="40" w:before="0"/>
-              <w:jc w:val="left"/>
-            </w:pPr>
-            <w:r>
-              <w:rPr>
-                <w:rFonts w:ascii="Arial" w:cs="Arial" w:eastAsia="Arial" w:hAnsi="Arial"/>
-                <w:b w:val="false"/>
-                <w:bCs w:val="false"/>
-                <w:i w:val="false"/>
-                <w:iCs w:val="false"/>
-                <w:color w:val="000000"/>
-                <w:sz w:val="18"/>
-                <w:szCs w:val="18"/>
-              </w:rPr>
-              <w:t xml:space="preserve">   Example: 5⁰ = 1; even if a Mombasa exporter raises any price base to the power zero, the multiplier is 1 — no change.</w:t>
-            </w:r>
-          </w:p>
-          <w:p>
-            <w:pPr>
-              <w:spacing w:after="40" w:before="0"/>
-              <w:jc w:val="left"/>
-            </w:pPr>
-            <w:r>
-              <w:rPr>
-                <w:rFonts w:ascii="Arial" w:cs="Arial" w:eastAsia="Arial" w:hAnsi="Arial"/>
-                <w:b w:val="false"/>
-                <w:bCs w:val="false"/>
-                <w:i w:val="false"/>
-                <w:iCs w:val="false"/>
-                <w:color w:val="000000"/>
-                <w:sz w:val="18"/>
-                <w:szCs w:val="18"/>
-              </w:rPr>
-              <w:t xml:space="preserve">5. Negative Index — a⁻ⁿ = 1/aⁿ</w:t>
-            </w:r>
-          </w:p>
-          <w:p>
-            <w:pPr>
-              <w:spacing w:after="40" w:before="0"/>
-              <w:jc w:val="left"/>
-            </w:pPr>
-            <w:r>
-              <w:rPr>
-                <w:rFonts w:ascii="Arial" w:cs="Arial" w:eastAsia="Arial" w:hAnsi="Arial"/>
-                <w:b w:val="false"/>
-                <w:bCs w:val="false"/>
-                <w:i w:val="false"/>
-                <w:iCs w:val="false"/>
-                <w:color w:val="000000"/>
-                <w:sz w:val="18"/>
-                <w:szCs w:val="18"/>
-              </w:rPr>
-              <w:t xml:space="preserve">   Example: A tea-leaf cell has a diameter of 2⁻³ mm = 1/8 mm = 0.125 mm.</w:t>
-            </w:r>
-          </w:p>
-          <w:p>
-            <w:pPr>
-              <w:spacing w:after="40" w:before="0"/>
-              <w:jc w:val="left"/>
-            </w:pPr>
-            <w:r>
-              <w:rPr>
-                <w:rFonts w:ascii="Arial" w:cs="Arial" w:eastAsia="Arial" w:hAnsi="Arial"/>
-                <w:b w:val="false"/>
-                <w:bCs w:val="false"/>
-                <w:i w:val="false"/>
-                <w:iCs w:val="false"/>
-                <w:color w:val="000000"/>
-                <w:sz w:val="18"/>
-                <w:szCs w:val="18"/>
-              </w:rPr>
-              <w:t xml:space="preserve">6. Fractional Index — a^(1/n) = ⁿ√a</w:t>
-            </w:r>
-          </w:p>
-          <w:p>
-            <w:pPr>
-              <w:spacing w:after="40" w:before="0"/>
-              <w:jc w:val="left"/>
-            </w:pPr>
-            <w:r>
-              <w:rPr>
-                <w:rFonts w:ascii="Arial" w:cs="Arial" w:eastAsia="Arial" w:hAnsi="Arial"/>
-                <w:b w:val="false"/>
-                <w:bCs w:val="false"/>
-                <w:i w:val="false"/>
-                <w:iCs w:val="false"/>
-                <w:color w:val="000000"/>
-                <w:sz w:val="18"/>
-                <w:szCs w:val="18"/>
-              </w:rPr>
-              <w:t xml:space="preserve">   Example: The cube root of 2⁶ kg of fertiliser = 2^(6 × 1/3) = 2² = 4 kg per equal pile.</w:t>
-            </w:r>
-          </w:p>
-          <w:p>
-            <w:pPr>
-              <w:spacing w:after="40" w:before="0"/>
-              <w:jc w:val="left"/>
-            </w:pPr>
-            <w:r>
-              <w:rPr>
-                <w:rFonts w:ascii="Arial" w:cs="Arial" w:eastAsia="Arial" w:hAnsi="Arial"/>
-                <w:b w:val="false"/>
-                <w:bCs w:val="false"/>
-                <w:i w:val="false"/>
-                <w:iCs w:val="false"/>
-                <w:color w:val="000000"/>
-                <w:sz w:val="18"/>
-                <w:szCs w:val="18"/>
-              </w:rPr>
-              <w:t xml:space="preserve"/>
-            </w:r>
-          </w:p>
-          <w:p>
-            <w:pPr>
-              <w:spacing w:after="40" w:before="0"/>
-              <w:jc w:val="left"/>
-            </w:pPr>
-            <w:r>
-              <w:rPr>
-                <w:rFonts w:ascii="Arial" w:cs="Arial" w:eastAsia="Arial" w:hAnsi="Arial"/>
-                <w:b w:val="false"/>
-                <w:bCs w:val="false"/>
-                <w:i w:val="false"/>
-                <w:iCs w:val="false"/>
-                <w:color w:val="000000"/>
-                <w:sz w:val="18"/>
-                <w:szCs w:val="18"/>
-              </w:rPr>
-              <w:t xml:space="preserve">Why does adding 1 to the exponent double the harvest?</w:t>
-            </w:r>
-          </w:p>
-          <w:p>
-            <w:pPr>
-              <w:spacing w:after="40" w:before="0"/>
-              <w:jc w:val="left"/>
-            </w:pPr>
-            <w:r>
-              <w:rPr>
-                <w:rFonts w:ascii="Arial" w:cs="Arial" w:eastAsia="Arial" w:hAnsi="Arial"/>
-                <w:b w:val="false"/>
-                <w:bCs w:val="false"/>
-                <w:i w:val="false"/>
-                <w:iCs w:val="false"/>
-                <w:color w:val="000000"/>
-                <w:sz w:val="18"/>
-                <w:szCs w:val="18"/>
-              </w:rPr>
-              <w:t xml:space="preserve">2¹⁰ ÷ 2⁹ = 2¹⁰⁻⁹ = 2¹ = 2.</w:t>
-            </w:r>
-          </w:p>
-          <w:p>
-            <w:pPr>
-              <w:spacing w:after="40" w:before="0"/>
-              <w:jc w:val="left"/>
-            </w:pPr>
-            <w:r>
-              <w:rPr>
-                <w:rFonts w:ascii="Arial" w:cs="Arial" w:eastAsia="Arial" w:hAnsi="Arial"/>
-                <w:b w:val="false"/>
-                <w:bCs w:val="false"/>
-                <w:i w:val="false"/>
-                <w:iCs w:val="false"/>
-                <w:color w:val="000000"/>
-                <w:sz w:val="18"/>
-                <w:szCs w:val="18"/>
-              </w:rPr>
-              <w:t xml:space="preserve">So 2¹⁰ = 2 × 2⁹. Every time the exponent increases by 1, the value is multiplied by the base (2). This is the mathematics behind exponential growth — a concept Kenyan public-health scientists use to model disease spread and that Nairobi property investors use to project compound returns.</w:t>
+                <w:i/>
+                <w:iCs/>
+                <w:color w:val="808080"/>
+                <w:sz w:val="18"/>
+                <w:szCs w:val="18"/>
+              </w:rPr>
+              <w:t xml:space="preserve">Write your answer here:</w:t>
             </w:r>
           </w:p>
         </w:tc>
@@ -1046,14 +710,12 @@
         <w:tblLayout w:type="fixed"/>
       </w:tblPr>
       <w:tblGrid>
-        <w:gridCol w:w="3000"/>
-        <w:gridCol w:w="10680"/>
+        <w:gridCol w:w="13680"/>
       </w:tblGrid>
       <w:tr>
         <w:tc>
           <w:tcPr>
             <w:tcW w:type="dxa" w:w="13680"/>
-            <w:gridSpan w:val="2"/>
             <w:shd w:fill="1F3864" w:color="auto" w:val="clear"/>
             <w:tcMar>
               <w:top w:type="dxa" w:w="60"/>
@@ -1079,15 +741,15 @@
                 <w:sz w:val="22"/>
                 <w:szCs w:val="22"/>
               </w:rPr>
-              <w:t xml:space="preserve">Section 3 — Logarithms: Turning Multiplication into Addition</w:t>
-            </w:r>
-          </w:p>
-        </w:tc>
-      </w:tr>
-      <w:tr>
-        <w:tc>
-          <w:tcPr>
-            <w:tcW w:type="dxa" w:w="3000"/>
+              <w:t xml:space="preserve">Part 3: Logarithms as exponents, and the antilogarithm</w:t>
+            </w:r>
+          </w:p>
+        </w:tc>
+      </w:tr>
+      <w:tr>
+        <w:tc>
+          <w:tcPr>
+            <w:tcW w:type="dxa" w:w="13680"/>
             <w:shd w:fill="D9EEF1" w:color="auto" w:val="clear"/>
             <w:tcMar>
               <w:top w:type="dxa" w:w="60"/>
@@ -1113,13 +775,18 @@
                 <w:sz w:val="18"/>
                 <w:szCs w:val="18"/>
               </w:rPr>
-              <w:t xml:space="preserve">Define a logarithm in plain language AND in formal notation. Explain the relationship between indices and logarithms (they are inverses). State the three main logarithm laws, give a worked example for each using a Kenyan context, and then walk through a complete four-figure table calculation — step by step — that solves a realistic multiplication problem a Kericho farm manager might actually face. Finally, explain in one paragraph WHY adding two small decimals from a log table gives the same answer as multiplying two large numbers.</w:t>
-            </w:r>
-          </w:p>
-        </w:tc>
-        <w:tc>
-          <w:tcPr>
-            <w:tcW w:type="dxa" w:w="10680"/>
+              <w:t xml:space="preserve">(a) State the definition of the common logarithm in terms of a power of 10. (b) Use the definition to write log₁₀ 1,000 and log₁₀ 0.01 as numbers, and explain how the second connects to the pH of lemon juice, where [H⁺] = 10⁻² mol/L. (c) Without using the table, state the characteristic of log₁₀ 3,500 and justify it using powers of 10. (d) Explain, with reference to the definition, what the antilogarithm of 7.2304 means and why the antilog table is really a table of powers of 10. Name the four steps for finding an antilogarithm from a table, using the M-Pesa figure of about 17,000,000 transactions per day as your example.</w:t>
+            </w:r>
+          </w:p>
+        </w:tc>
+      </w:tr>
+      <w:tr>
+        <w:trPr>
+          <w:trHeight w:val="4200" w:hRule="atLeast"/>
+        </w:trPr>
+        <w:tc>
+          <w:tcPr>
+            <w:tcW w:type="dxa" w:w="13680"/>
             <w:shd w:fill="FFFFFF" w:color="auto" w:val="clear"/>
             <w:tcMar>
               <w:top w:type="dxa" w:w="60"/>
@@ -1139,450 +806,13 @@
                 <w:rFonts w:ascii="Arial" w:cs="Arial" w:eastAsia="Arial" w:hAnsi="Arial"/>
                 <w:b w:val="false"/>
                 <w:bCs w:val="false"/>
-                <w:i w:val="false"/>
-                <w:iCs w:val="false"/>
-                <w:color w:val="000000"/>
-                <w:sz w:val="18"/>
-                <w:szCs w:val="18"/>
-              </w:rPr>
-              <w:t xml:space="preserve">A logarithm answers the question: 'What power must I raise the base to in order to get this number?' In formal notation: if aˣ = N, then logₐN = x. For example, log₂8 = 3 because 2³ = 8.</w:t>
-            </w:r>
-          </w:p>
-          <w:p>
-            <w:pPr>
-              <w:spacing w:after="40" w:before="0"/>
-              <w:jc w:val="left"/>
-            </w:pPr>
-            <w:r>
-              <w:rPr>
-                <w:rFonts w:ascii="Arial" w:cs="Arial" w:eastAsia="Arial" w:hAnsi="Arial"/>
-                <w:b w:val="false"/>
-                <w:bCs w:val="false"/>
-                <w:i w:val="false"/>
-                <w:iCs w:val="false"/>
-                <w:color w:val="000000"/>
-                <w:sz w:val="18"/>
-                <w:szCs w:val="18"/>
-              </w:rPr>
-              <w:t xml:space="preserve"/>
-            </w:r>
-          </w:p>
-          <w:p>
-            <w:pPr>
-              <w:spacing w:after="40" w:before="0"/>
-              <w:jc w:val="left"/>
-            </w:pPr>
-            <w:r>
-              <w:rPr>
-                <w:rFonts w:ascii="Arial" w:cs="Arial" w:eastAsia="Arial" w:hAnsi="Arial"/>
-                <w:b w:val="false"/>
-                <w:bCs w:val="false"/>
-                <w:i w:val="false"/>
-                <w:iCs w:val="false"/>
-                <w:color w:val="000000"/>
-                <w:sz w:val="18"/>
-                <w:szCs w:val="18"/>
-              </w:rPr>
-              <w:t xml:space="preserve">Logarithms and indices are inverse operations — just as subtraction undoes addition, taking a logarithm undoes raising to a power. On a graph, y = 10ˣ and y = log₁₀x are mirror images across the line y = x.</w:t>
-            </w:r>
-          </w:p>
-          <w:p>
-            <w:pPr>
-              <w:spacing w:after="40" w:before="0"/>
-              <w:jc w:val="left"/>
-            </w:pPr>
-            <w:r>
-              <w:rPr>
-                <w:rFonts w:ascii="Arial" w:cs="Arial" w:eastAsia="Arial" w:hAnsi="Arial"/>
-                <w:b w:val="false"/>
-                <w:bCs w:val="false"/>
-                <w:i w:val="false"/>
-                <w:iCs w:val="false"/>
-                <w:color w:val="000000"/>
-                <w:sz w:val="18"/>
-                <w:szCs w:val="18"/>
-              </w:rPr>
-              <w:t xml:space="preserve"/>
-            </w:r>
-          </w:p>
-          <w:p>
-            <w:pPr>
-              <w:spacing w:after="40" w:before="0"/>
-              <w:jc w:val="left"/>
-            </w:pPr>
-            <w:r>
-              <w:rPr>
-                <w:rFonts w:ascii="Arial" w:cs="Arial" w:eastAsia="Arial" w:hAnsi="Arial"/>
-                <w:b w:val="false"/>
-                <w:bCs w:val="false"/>
-                <w:i w:val="false"/>
-                <w:iCs w:val="false"/>
-                <w:color w:val="000000"/>
-                <w:sz w:val="18"/>
-                <w:szCs w:val="18"/>
-              </w:rPr>
-              <w:t xml:space="preserve">The Three Laws of Logarithms (base 10, common logarithms):</w:t>
-            </w:r>
-          </w:p>
-          <w:p>
-            <w:pPr>
-              <w:spacing w:after="40" w:before="0"/>
-              <w:jc w:val="left"/>
-            </w:pPr>
-            <w:r>
-              <w:rPr>
-                <w:rFonts w:ascii="Arial" w:cs="Arial" w:eastAsia="Arial" w:hAnsi="Arial"/>
-                <w:b w:val="false"/>
-                <w:bCs w:val="false"/>
-                <w:i w:val="false"/>
-                <w:iCs w:val="false"/>
-                <w:color w:val="000000"/>
-                <w:sz w:val="18"/>
-                <w:szCs w:val="18"/>
-              </w:rPr>
-              <w:t xml:space="preserve">1. Product Law — log(A × B) = log A + log B</w:t>
-            </w:r>
-          </w:p>
-          <w:p>
-            <w:pPr>
-              <w:spacing w:after="40" w:before="0"/>
-              <w:jc w:val="left"/>
-            </w:pPr>
-            <w:r>
-              <w:rPr>
-                <w:rFonts w:ascii="Arial" w:cs="Arial" w:eastAsia="Arial" w:hAnsi="Arial"/>
-                <w:b w:val="false"/>
-                <w:bCs w:val="false"/>
-                <w:i w:val="false"/>
-                <w:iCs w:val="false"/>
-                <w:color w:val="000000"/>
-                <w:sz w:val="18"/>
-                <w:szCs w:val="18"/>
-              </w:rPr>
-              <w:t xml:space="preserve">   Example: Total tea export = 3 400 kg × 2 700 kg-equivalent bales.</w:t>
-            </w:r>
-          </w:p>
-          <w:p>
-            <w:pPr>
-              <w:spacing w:after="40" w:before="0"/>
-              <w:jc w:val="left"/>
-            </w:pPr>
-            <w:r>
-              <w:rPr>
-                <w:rFonts w:ascii="Arial" w:cs="Arial" w:eastAsia="Arial" w:hAnsi="Arial"/>
-                <w:b w:val="false"/>
-                <w:bCs w:val="false"/>
-                <w:i w:val="false"/>
-                <w:iCs w:val="false"/>
-                <w:color w:val="000000"/>
-                <w:sz w:val="18"/>
-                <w:szCs w:val="18"/>
-              </w:rPr>
-              <w:t xml:space="preserve">   log(3 400 × 2 700) = log 3 400 + log 2 700 = 3.5315 + 3.4314 = 6.9629 → antilog = 9 180 000.</w:t>
-            </w:r>
-          </w:p>
-          <w:p>
-            <w:pPr>
-              <w:spacing w:after="40" w:before="0"/>
-              <w:jc w:val="left"/>
-            </w:pPr>
-            <w:r>
-              <w:rPr>
-                <w:rFonts w:ascii="Arial" w:cs="Arial" w:eastAsia="Arial" w:hAnsi="Arial"/>
-                <w:b w:val="false"/>
-                <w:bCs w:val="false"/>
-                <w:i w:val="false"/>
-                <w:iCs w:val="false"/>
-                <w:color w:val="000000"/>
-                <w:sz w:val="18"/>
-                <w:szCs w:val="18"/>
-              </w:rPr>
-              <w:t xml:space="preserve">2. Quotient Law — log(A ÷ B) = log A − log B</w:t>
-            </w:r>
-          </w:p>
-          <w:p>
-            <w:pPr>
-              <w:spacing w:after="40" w:before="0"/>
-              <w:jc w:val="left"/>
-            </w:pPr>
-            <w:r>
-              <w:rPr>
-                <w:rFonts w:ascii="Arial" w:cs="Arial" w:eastAsia="Arial" w:hAnsi="Arial"/>
-                <w:b w:val="false"/>
-                <w:bCs w:val="false"/>
-                <w:i w:val="false"/>
-                <w:iCs w:val="false"/>
-                <w:color w:val="000000"/>
-                <w:sz w:val="18"/>
-                <w:szCs w:val="18"/>
-              </w:rPr>
-              <w:t xml:space="preserve">   Example: A Kisumu factory divides 85 600 litres of liquid fertiliser among 320 farms.</w:t>
-            </w:r>
-          </w:p>
-          <w:p>
-            <w:pPr>
-              <w:spacing w:after="40" w:before="0"/>
-              <w:jc w:val="left"/>
-            </w:pPr>
-            <w:r>
-              <w:rPr>
-                <w:rFonts w:ascii="Arial" w:cs="Arial" w:eastAsia="Arial" w:hAnsi="Arial"/>
-                <w:b w:val="false"/>
-                <w:bCs w:val="false"/>
-                <w:i w:val="false"/>
-                <w:iCs w:val="false"/>
-                <w:color w:val="000000"/>
-                <w:sz w:val="18"/>
-                <w:szCs w:val="18"/>
-              </w:rPr>
-              <w:t xml:space="preserve">   log(85 600 ÷ 320) = log 85 600 − log 320 = 4.9325 − 2.5051 = 2.4274 → antilog = 267.5 litres each.</w:t>
-            </w:r>
-          </w:p>
-          <w:p>
-            <w:pPr>
-              <w:spacing w:after="40" w:before="0"/>
-              <w:jc w:val="left"/>
-            </w:pPr>
-            <w:r>
-              <w:rPr>
-                <w:rFonts w:ascii="Arial" w:cs="Arial" w:eastAsia="Arial" w:hAnsi="Arial"/>
-                <w:b w:val="false"/>
-                <w:bCs w:val="false"/>
-                <w:i w:val="false"/>
-                <w:iCs w:val="false"/>
-                <w:color w:val="000000"/>
-                <w:sz w:val="18"/>
-                <w:szCs w:val="18"/>
-              </w:rPr>
-              <w:t xml:space="preserve">3. Power Law — log(Aⁿ) = n × log A</w:t>
-            </w:r>
-          </w:p>
-          <w:p>
-            <w:pPr>
-              <w:spacing w:after="40" w:before="0"/>
-              <w:jc w:val="left"/>
-            </w:pPr>
-            <w:r>
-              <w:rPr>
-                <w:rFonts w:ascii="Arial" w:cs="Arial" w:eastAsia="Arial" w:hAnsi="Arial"/>
-                <w:b w:val="false"/>
-                <w:bCs w:val="false"/>
-                <w:i w:val="false"/>
-                <w:iCs w:val="false"/>
-                <w:color w:val="000000"/>
-                <w:sz w:val="18"/>
-                <w:szCs w:val="18"/>
-              </w:rPr>
-              <w:t xml:space="preserve">   Example: A Nairobi bank offers 8% compound interest. After 12 years, KES 50 000 grows by a factor of (1.08)¹².</w:t>
-            </w:r>
-          </w:p>
-          <w:p>
-            <w:pPr>
-              <w:spacing w:after="40" w:before="0"/>
-              <w:jc w:val="left"/>
-            </w:pPr>
-            <w:r>
-              <w:rPr>
-                <w:rFonts w:ascii="Arial" w:cs="Arial" w:eastAsia="Arial" w:hAnsi="Arial"/>
-                <w:b w:val="false"/>
-                <w:bCs w:val="false"/>
-                <w:i w:val="false"/>
-                <w:iCs w:val="false"/>
-                <w:color w:val="000000"/>
-                <w:sz w:val="18"/>
-                <w:szCs w:val="18"/>
-              </w:rPr>
-              <w:t xml:space="preserve">   log(1.08¹²) = 12 × log(1.08) = 12 × 0.0334 = 0.4008 → antilog = 2.515. Amount = 50 000 × 2.515 = KES 125 750.</w:t>
-            </w:r>
-          </w:p>
-          <w:p>
-            <w:pPr>
-              <w:spacing w:after="40" w:before="0"/>
-              <w:jc w:val="left"/>
-            </w:pPr>
-            <w:r>
-              <w:rPr>
-                <w:rFonts w:ascii="Arial" w:cs="Arial" w:eastAsia="Arial" w:hAnsi="Arial"/>
-                <w:b w:val="false"/>
-                <w:bCs w:val="false"/>
-                <w:i w:val="false"/>
-                <w:iCs w:val="false"/>
-                <w:color w:val="000000"/>
-                <w:sz w:val="18"/>
-                <w:szCs w:val="18"/>
-              </w:rPr>
-              <w:t xml:space="preserve"/>
-            </w:r>
-          </w:p>
-          <w:p>
-            <w:pPr>
-              <w:spacing w:after="40" w:before="0"/>
-              <w:jc w:val="left"/>
-            </w:pPr>
-            <w:r>
-              <w:rPr>
-                <w:rFonts w:ascii="Arial" w:cs="Arial" w:eastAsia="Arial" w:hAnsi="Arial"/>
-                <w:b w:val="false"/>
-                <w:bCs w:val="false"/>
-                <w:i w:val="false"/>
-                <w:iCs w:val="false"/>
-                <w:color w:val="000000"/>
-                <w:sz w:val="18"/>
-                <w:szCs w:val="18"/>
-              </w:rPr>
-              <w:t xml:space="preserve">Four-Figure Table Worked Example — Kericho Farm Production:</w:t>
-            </w:r>
-          </w:p>
-          <w:p>
-            <w:pPr>
-              <w:spacing w:after="40" w:before="0"/>
-              <w:jc w:val="left"/>
-            </w:pPr>
-            <w:r>
-              <w:rPr>
-                <w:rFonts w:ascii="Arial" w:cs="Arial" w:eastAsia="Arial" w:hAnsi="Arial"/>
-                <w:b w:val="false"/>
-                <w:bCs w:val="false"/>
-                <w:i w:val="false"/>
-                <w:iCs w:val="false"/>
-                <w:color w:val="000000"/>
-                <w:sz w:val="18"/>
-                <w:szCs w:val="18"/>
-              </w:rPr>
-              <w:t xml:space="preserve">Problem: A tea estate harvests 3 250 kg in the first cycle and expects production to scale by a factor of 4 180 due to new irrigation. Find total projected production.</w:t>
-            </w:r>
-          </w:p>
-          <w:p>
-            <w:pPr>
-              <w:spacing w:after="40" w:before="0"/>
-              <w:jc w:val="left"/>
-            </w:pPr>
-            <w:r>
-              <w:rPr>
-                <w:rFonts w:ascii="Arial" w:cs="Arial" w:eastAsia="Arial" w:hAnsi="Arial"/>
-                <w:b w:val="false"/>
-                <w:bCs w:val="false"/>
-                <w:i w:val="false"/>
-                <w:iCs w:val="false"/>
-                <w:color w:val="000000"/>
-                <w:sz w:val="18"/>
-                <w:szCs w:val="18"/>
-              </w:rPr>
-              <w:t xml:space="preserve">Step 1 — Find log 3 250: Look up 32 in the main table, column 5 → 0.5119. Add mean difference for the 0 → 0.5119. With characteristic: log 3 250 = 3.5119.</w:t>
-            </w:r>
-          </w:p>
-          <w:p>
-            <w:pPr>
-              <w:spacing w:after="40" w:before="0"/>
-              <w:jc w:val="left"/>
-            </w:pPr>
-            <w:r>
-              <w:rPr>
-                <w:rFonts w:ascii="Arial" w:cs="Arial" w:eastAsia="Arial" w:hAnsi="Arial"/>
-                <w:b w:val="false"/>
-                <w:bCs w:val="false"/>
-                <w:i w:val="false"/>
-                <w:iCs w:val="false"/>
-                <w:color w:val="000000"/>
-                <w:sz w:val="18"/>
-                <w:szCs w:val="18"/>
-              </w:rPr>
-              <w:t xml:space="preserve">Step 2 — Find log 4 180: Look up 41 in the main table, column 8 → 0.6212. Add mean difference for 0 → 0.6212. With characteristic: log 4 180 = 3.6212.</w:t>
-            </w:r>
-          </w:p>
-          <w:p>
-            <w:pPr>
-              <w:spacing w:after="40" w:before="0"/>
-              <w:jc w:val="left"/>
-            </w:pPr>
-            <w:r>
-              <w:rPr>
-                <w:rFonts w:ascii="Arial" w:cs="Arial" w:eastAsia="Arial" w:hAnsi="Arial"/>
-                <w:b w:val="false"/>
-                <w:bCs w:val="false"/>
-                <w:i w:val="false"/>
-                <w:iCs w:val="false"/>
-                <w:color w:val="000000"/>
-                <w:sz w:val="18"/>
-                <w:szCs w:val="18"/>
-              </w:rPr>
-              <w:t xml:space="preserve">Step 3 — Add: 3.5119 + 3.6212 = 7.1331.</w:t>
-            </w:r>
-          </w:p>
-          <w:p>
-            <w:pPr>
-              <w:spacing w:after="40" w:before="0"/>
-              <w:jc w:val="left"/>
-            </w:pPr>
-            <w:r>
-              <w:rPr>
-                <w:rFonts w:ascii="Arial" w:cs="Arial" w:eastAsia="Arial" w:hAnsi="Arial"/>
-                <w:b w:val="false"/>
-                <w:bCs w:val="false"/>
-                <w:i w:val="false"/>
-                <w:iCs w:val="false"/>
-                <w:color w:val="000000"/>
-                <w:sz w:val="18"/>
-                <w:szCs w:val="18"/>
-              </w:rPr>
-              <w:t xml:space="preserve">Step 4 — Find antilog 0.1331: Look up 0.13 in the antilog table, column 3 → 1.358. Add mean difference for 1 → 1.359. With characteristic 7: answer = 1.359 × 10⁷ = 13 590 000 kg.</w:t>
-            </w:r>
-          </w:p>
-          <w:p>
-            <w:pPr>
-              <w:spacing w:after="40" w:before="0"/>
-              <w:jc w:val="left"/>
-            </w:pPr>
-            <w:r>
-              <w:rPr>
-                <w:rFonts w:ascii="Arial" w:cs="Arial" w:eastAsia="Arial" w:hAnsi="Arial"/>
-                <w:b w:val="false"/>
-                <w:bCs w:val="false"/>
-                <w:i w:val="false"/>
-                <w:iCs w:val="false"/>
-                <w:color w:val="000000"/>
-                <w:sz w:val="18"/>
-                <w:szCs w:val="18"/>
-              </w:rPr>
-              <w:t xml:space="preserve">Step 5 — State answer: The projected total production is approximately 13 590 000 kg.</w:t>
-            </w:r>
-          </w:p>
-          <w:p>
-            <w:pPr>
-              <w:spacing w:after="40" w:before="0"/>
-              <w:jc w:val="left"/>
-            </w:pPr>
-            <w:r>
-              <w:rPr>
-                <w:rFonts w:ascii="Arial" w:cs="Arial" w:eastAsia="Arial" w:hAnsi="Arial"/>
-                <w:b w:val="false"/>
-                <w:bCs w:val="false"/>
-                <w:i w:val="false"/>
-                <w:iCs w:val="false"/>
-                <w:color w:val="000000"/>
-                <w:sz w:val="18"/>
-                <w:szCs w:val="18"/>
-              </w:rPr>
-              <w:t xml:space="preserve"/>
-            </w:r>
-          </w:p>
-          <w:p>
-            <w:pPr>
-              <w:spacing w:after="40" w:before="0"/>
-              <w:jc w:val="left"/>
-            </w:pPr>
-            <w:r>
-              <w:rPr>
-                <w:rFonts w:ascii="Arial" w:cs="Arial" w:eastAsia="Arial" w:hAnsi="Arial"/>
-                <w:b w:val="false"/>
-                <w:bCs w:val="false"/>
-                <w:i w:val="false"/>
-                <w:iCs w:val="false"/>
-                <w:color w:val="000000"/>
-                <w:sz w:val="18"/>
-                <w:szCs w:val="18"/>
-              </w:rPr>
-              <w:t xml:space="preserve">Why does this work? Every number can be expressed as a power of 10. When you look up log 3 250 = 3.5119, you are really saying 10^3.5119 = 3 250. When you look up log 4 180 = 3.6212, you are saying 10^3.6212 = 4 180. Multiplying those two numbers means multiplying 10^3.5119 × 10^3.6212 = 10^(3.5119 + 3.6212) by the product law of indices. So you only need to add the exponents — the two small decimals in the table — to find the exponent of the answer, then convert back with the antilog table. The log table is simply a pre-computed list of exponents of 10, and the logarithm laws are a direct consequence of the index laws.</w:t>
+                <w:i/>
+                <w:iCs/>
+                <w:color w:val="808080"/>
+                <w:sz w:val="18"/>
+                <w:szCs w:val="18"/>
+              </w:rPr>
+              <w:t xml:space="preserve">Write your answer here:</w:t>
             </w:r>
           </w:p>
         </w:tc>
@@ -1610,14 +840,12 @@
         <w:tblLayout w:type="fixed"/>
       </w:tblPr>
       <w:tblGrid>
-        <w:gridCol w:w="3000"/>
-        <w:gridCol w:w="10680"/>
+        <w:gridCol w:w="13680"/>
       </w:tblGrid>
       <w:tr>
         <w:tc>
           <w:tcPr>
             <w:tcW w:type="dxa" w:w="13680"/>
-            <w:gridSpan w:val="2"/>
             <w:shd w:fill="1F3864" w:color="auto" w:val="clear"/>
             <w:tcMar>
               <w:top w:type="dxa" w:w="60"/>
@@ -1643,15 +871,15 @@
                 <w:sz w:val="22"/>
                 <w:szCs w:val="22"/>
               </w:rPr>
-              <w:t xml:space="preserve">Section 4 — Connecting Both Tools to Real Kenyan Contexts</w:t>
-            </w:r>
-          </w:p>
-        </w:tc>
-      </w:tr>
-      <w:tr>
-        <w:tc>
-          <w:tcPr>
-            <w:tcW w:type="dxa" w:w="3000"/>
+              <w:t xml:space="preserve">Part 4: Why adding logarithms gives a product</w:t>
+            </w:r>
+          </w:p>
+        </w:tc>
+      </w:tr>
+      <w:tr>
+        <w:tc>
+          <w:tcPr>
+            <w:tcW w:type="dxa" w:w="13680"/>
             <w:shd w:fill="D9EEF1" w:color="auto" w:val="clear"/>
             <w:tcMar>
               <w:top w:type="dxa" w:w="60"/>
@@ -1677,13 +905,18 @@
                 <w:sz w:val="18"/>
                 <w:szCs w:val="18"/>
               </w:rPr>
-              <w:t xml:space="preserve">Choose TWO different real-world Kenyan contexts (other than the Kericho tea farm) in which indices OR logarithms are genuinely useful. For each context: (a) name the context and the professional who would use it, (b) write the mathematical problem they face, (c) show a full worked solution using either index laws or log laws, and (d) write one sentence connecting the mathematics back to the driving question.</w:t>
-            </w:r>
-          </w:p>
-        </w:tc>
-        <w:tc>
-          <w:tcPr>
-            <w:tcW w:type="dxa" w:w="10680"/>
+              <w:t xml:space="preserve">The fellow farmer at the Kericho training session found the total tea harvest from 2³ g per plant and 2¹⁰ plants by using a four-figure log table. (a) Use the index law you met in Part 2 to explain why log(a × b) = log a + log b. Also state what the quotient law is and where it comes from. (b) Using the four-figure table values log 8 = 0.9031 and log 1,024 = 3.0103, carry out the farmer's three steps to find the total harvest in grams. Show each step, then compare your answer with 2¹³. (c) Why is the farmer's method faster than long multiplication? What does the table do that your brain finds hard?</w:t>
+            </w:r>
+          </w:p>
+        </w:tc>
+      </w:tr>
+      <w:tr>
+        <w:trPr>
+          <w:trHeight w:val="4200" w:hRule="atLeast"/>
+        </w:trPr>
+        <w:tc>
+          <w:tcPr>
+            <w:tcW w:type="dxa" w:w="13680"/>
             <w:shd w:fill="FFFFFF" w:color="auto" w:val="clear"/>
             <w:tcMar>
               <w:top w:type="dxa" w:w="60"/>
@@ -1703,431 +936,13 @@
                 <w:rFonts w:ascii="Arial" w:cs="Arial" w:eastAsia="Arial" w:hAnsi="Arial"/>
                 <w:b w:val="false"/>
                 <w:bCs w:val="false"/>
-                <w:i w:val="false"/>
-                <w:iCs w:val="false"/>
-                <w:color w:val="000000"/>
-                <w:sz w:val="18"/>
-                <w:szCs w:val="18"/>
-              </w:rPr>
-              <w:t xml:space="preserve">Context 1 — Population Growth in Nairobi (Urban Planner / Demographer)</w:t>
-            </w:r>
-          </w:p>
-          <w:p>
-            <w:pPr>
-              <w:spacing w:after="40" w:before="0"/>
-              <w:jc w:val="left"/>
-            </w:pPr>
-            <w:r>
-              <w:rPr>
-                <w:rFonts w:ascii="Arial" w:cs="Arial" w:eastAsia="Arial" w:hAnsi="Arial"/>
-                <w:b w:val="false"/>
-                <w:bCs w:val="false"/>
-                <w:i w:val="false"/>
-                <w:iCs w:val="false"/>
-                <w:color w:val="000000"/>
-                <w:sz w:val="18"/>
-                <w:szCs w:val="18"/>
-              </w:rPr>
-              <w:t xml:space="preserve">(a) A Nairobi city planner needs to project the population of a new satellite town that currently has 12 500 residents and is growing at 6% per year.</w:t>
-            </w:r>
-          </w:p>
-          <w:p>
-            <w:pPr>
-              <w:spacing w:after="40" w:before="0"/>
-              <w:jc w:val="left"/>
-            </w:pPr>
-            <w:r>
-              <w:rPr>
-                <w:rFonts w:ascii="Arial" w:cs="Arial" w:eastAsia="Arial" w:hAnsi="Arial"/>
-                <w:b w:val="false"/>
-                <w:bCs w:val="false"/>
-                <w:i w:val="false"/>
-                <w:iCs w:val="false"/>
-                <w:color w:val="000000"/>
-                <w:sz w:val="18"/>
-                <w:szCs w:val="18"/>
-              </w:rPr>
-              <w:t xml:space="preserve">(b) Problem: What will the population be after 20 years? Model: P = 12 500 × (1.06)²⁰.</w:t>
-            </w:r>
-          </w:p>
-          <w:p>
-            <w:pPr>
-              <w:spacing w:after="40" w:before="0"/>
-              <w:jc w:val="left"/>
-            </w:pPr>
-            <w:r>
-              <w:rPr>
-                <w:rFonts w:ascii="Arial" w:cs="Arial" w:eastAsia="Arial" w:hAnsi="Arial"/>
-                <w:b w:val="false"/>
-                <w:bCs w:val="false"/>
-                <w:i w:val="false"/>
-                <w:iCs w:val="false"/>
-                <w:color w:val="000000"/>
-                <w:sz w:val="18"/>
-                <w:szCs w:val="18"/>
-              </w:rPr>
-              <w:t xml:space="preserve">(c) Solution using logarithms:</w:t>
-            </w:r>
-          </w:p>
-          <w:p>
-            <w:pPr>
-              <w:spacing w:after="40" w:before="0"/>
-              <w:jc w:val="left"/>
-            </w:pPr>
-            <w:r>
-              <w:rPr>
-                <w:rFonts w:ascii="Arial" w:cs="Arial" w:eastAsia="Arial" w:hAnsi="Arial"/>
-                <w:b w:val="false"/>
-                <w:bCs w:val="false"/>
-                <w:i w:val="false"/>
-                <w:iCs w:val="false"/>
-                <w:color w:val="000000"/>
-                <w:sz w:val="18"/>
-                <w:szCs w:val="18"/>
-              </w:rPr>
-              <w:t xml:space="preserve">   log P = log 12 500 + 20 × log 1.06</w:t>
-            </w:r>
-          </w:p>
-          <w:p>
-            <w:pPr>
-              <w:spacing w:after="40" w:before="0"/>
-              <w:jc w:val="left"/>
-            </w:pPr>
-            <w:r>
-              <w:rPr>
-                <w:rFonts w:ascii="Arial" w:cs="Arial" w:eastAsia="Arial" w:hAnsi="Arial"/>
-                <w:b w:val="false"/>
-                <w:bCs w:val="false"/>
-                <w:i w:val="false"/>
-                <w:iCs w:val="false"/>
-                <w:color w:val="000000"/>
-                <w:sz w:val="18"/>
-                <w:szCs w:val="18"/>
-              </w:rPr>
-              <w:t xml:space="preserve">   log 12 500 = 4.0969</w:t>
-            </w:r>
-          </w:p>
-          <w:p>
-            <w:pPr>
-              <w:spacing w:after="40" w:before="0"/>
-              <w:jc w:val="left"/>
-            </w:pPr>
-            <w:r>
-              <w:rPr>
-                <w:rFonts w:ascii="Arial" w:cs="Arial" w:eastAsia="Arial" w:hAnsi="Arial"/>
-                <w:b w:val="false"/>
-                <w:bCs w:val="false"/>
-                <w:i w:val="false"/>
-                <w:iCs w:val="false"/>
-                <w:color w:val="000000"/>
-                <w:sz w:val="18"/>
-                <w:szCs w:val="18"/>
-              </w:rPr>
-              <w:t xml:space="preserve">   log 1.06 = 0.0253</w:t>
-            </w:r>
-          </w:p>
-          <w:p>
-            <w:pPr>
-              <w:spacing w:after="40" w:before="0"/>
-              <w:jc w:val="left"/>
-            </w:pPr>
-            <w:r>
-              <w:rPr>
-                <w:rFonts w:ascii="Arial" w:cs="Arial" w:eastAsia="Arial" w:hAnsi="Arial"/>
-                <w:b w:val="false"/>
-                <w:bCs w:val="false"/>
-                <w:i w:val="false"/>
-                <w:iCs w:val="false"/>
-                <w:color w:val="000000"/>
-                <w:sz w:val="18"/>
-                <w:szCs w:val="18"/>
-              </w:rPr>
-              <w:t xml:space="preserve">   20 × 0.0253 = 0.5060</w:t>
-            </w:r>
-          </w:p>
-          <w:p>
-            <w:pPr>
-              <w:spacing w:after="40" w:before="0"/>
-              <w:jc w:val="left"/>
-            </w:pPr>
-            <w:r>
-              <w:rPr>
-                <w:rFonts w:ascii="Arial" w:cs="Arial" w:eastAsia="Arial" w:hAnsi="Arial"/>
-                <w:b w:val="false"/>
-                <w:bCs w:val="false"/>
-                <w:i w:val="false"/>
-                <w:iCs w:val="false"/>
-                <w:color w:val="000000"/>
-                <w:sz w:val="18"/>
-                <w:szCs w:val="18"/>
-              </w:rPr>
-              <w:t xml:space="preserve">   log P = 4.0969 + 0.5060 = 4.6029</w:t>
-            </w:r>
-          </w:p>
-          <w:p>
-            <w:pPr>
-              <w:spacing w:after="40" w:before="0"/>
-              <w:jc w:val="left"/>
-            </w:pPr>
-            <w:r>
-              <w:rPr>
-                <w:rFonts w:ascii="Arial" w:cs="Arial" w:eastAsia="Arial" w:hAnsi="Arial"/>
-                <w:b w:val="false"/>
-                <w:bCs w:val="false"/>
-                <w:i w:val="false"/>
-                <w:iCs w:val="false"/>
-                <w:color w:val="000000"/>
-                <w:sz w:val="18"/>
-                <w:szCs w:val="18"/>
-              </w:rPr>
-              <w:t xml:space="preserve">   P = antilog 4.6029 = 4.007 × 10⁴ ≈ 40 070 residents.</w:t>
-            </w:r>
-          </w:p>
-          <w:p>
-            <w:pPr>
-              <w:spacing w:after="40" w:before="0"/>
-              <w:jc w:val="left"/>
-            </w:pPr>
-            <w:r>
-              <w:rPr>
-                <w:rFonts w:ascii="Arial" w:cs="Arial" w:eastAsia="Arial" w:hAnsi="Arial"/>
-                <w:b w:val="false"/>
-                <w:bCs w:val="false"/>
-                <w:i w:val="false"/>
-                <w:iCs w:val="false"/>
-                <w:color w:val="000000"/>
-                <w:sz w:val="18"/>
-                <w:szCs w:val="18"/>
-              </w:rPr>
-              <w:t xml:space="preserve">(d) Just as the Kericho farmer used logarithms to handle large harvest figures, a Nairobi planner uses the same technique to multiply a growth factor raised to a large power — turning what would be 20 successive multiplications into a single addition.</w:t>
-            </w:r>
-          </w:p>
-          <w:p>
-            <w:pPr>
-              <w:spacing w:after="40" w:before="0"/>
-              <w:jc w:val="left"/>
-            </w:pPr>
-            <w:r>
-              <w:rPr>
-                <w:rFonts w:ascii="Arial" w:cs="Arial" w:eastAsia="Arial" w:hAnsi="Arial"/>
-                <w:b w:val="false"/>
-                <w:bCs w:val="false"/>
-                <w:i w:val="false"/>
-                <w:iCs w:val="false"/>
-                <w:color w:val="000000"/>
-                <w:sz w:val="18"/>
-                <w:szCs w:val="18"/>
-              </w:rPr>
-              <w:t xml:space="preserve"/>
-            </w:r>
-          </w:p>
-          <w:p>
-            <w:pPr>
-              <w:spacing w:after="40" w:before="0"/>
-              <w:jc w:val="left"/>
-            </w:pPr>
-            <w:r>
-              <w:rPr>
-                <w:rFonts w:ascii="Arial" w:cs="Arial" w:eastAsia="Arial" w:hAnsi="Arial"/>
-                <w:b w:val="false"/>
-                <w:bCs w:val="false"/>
-                <w:i w:val="false"/>
-                <w:iCs w:val="false"/>
-                <w:color w:val="000000"/>
-                <w:sz w:val="18"/>
-                <w:szCs w:val="18"/>
-              </w:rPr>
-              <w:t xml:space="preserve">Context 2 — Acidity of Lake Nakuru (Environmental Chemist / Kenya Wildlife Service Scientist)</w:t>
-            </w:r>
-          </w:p>
-          <w:p>
-            <w:pPr>
-              <w:spacing w:after="40" w:before="0"/>
-              <w:jc w:val="left"/>
-            </w:pPr>
-            <w:r>
-              <w:rPr>
-                <w:rFonts w:ascii="Arial" w:cs="Arial" w:eastAsia="Arial" w:hAnsi="Arial"/>
-                <w:b w:val="false"/>
-                <w:bCs w:val="false"/>
-                <w:i w:val="false"/>
-                <w:iCs w:val="false"/>
-                <w:color w:val="000000"/>
-                <w:sz w:val="18"/>
-                <w:szCs w:val="18"/>
-              </w:rPr>
-              <w:t xml:space="preserve">(a) A KWS chemist monitoring flamingo habitats at Lake Nakuru measures hydrogen ion concentration [H⁺] = 2.5 × 10⁻⁹ mol/L and needs to report the pH.</w:t>
-            </w:r>
-          </w:p>
-          <w:p>
-            <w:pPr>
-              <w:spacing w:after="40" w:before="0"/>
-              <w:jc w:val="left"/>
-            </w:pPr>
-            <w:r>
-              <w:rPr>
-                <w:rFonts w:ascii="Arial" w:cs="Arial" w:eastAsia="Arial" w:hAnsi="Arial"/>
-                <w:b w:val="false"/>
-                <w:bCs w:val="false"/>
-                <w:i w:val="false"/>
-                <w:iCs w:val="false"/>
-                <w:color w:val="000000"/>
-                <w:sz w:val="18"/>
-                <w:szCs w:val="18"/>
-              </w:rPr>
-              <w:t xml:space="preserve">(b) Problem: Calculate the pH, defined as pH = −log₁₀[H⁺].</w:t>
-            </w:r>
-          </w:p>
-          <w:p>
-            <w:pPr>
-              <w:spacing w:after="40" w:before="0"/>
-              <w:jc w:val="left"/>
-            </w:pPr>
-            <w:r>
-              <w:rPr>
-                <w:rFonts w:ascii="Arial" w:cs="Arial" w:eastAsia="Arial" w:hAnsi="Arial"/>
-                <w:b w:val="false"/>
-                <w:bCs w:val="false"/>
-                <w:i w:val="false"/>
-                <w:iCs w:val="false"/>
-                <w:color w:val="000000"/>
-                <w:sz w:val="18"/>
-                <w:szCs w:val="18"/>
-              </w:rPr>
-              <w:t xml:space="preserve">(c) Solution:</w:t>
-            </w:r>
-          </w:p>
-          <w:p>
-            <w:pPr>
-              <w:spacing w:after="40" w:before="0"/>
-              <w:jc w:val="left"/>
-            </w:pPr>
-            <w:r>
-              <w:rPr>
-                <w:rFonts w:ascii="Arial" w:cs="Arial" w:eastAsia="Arial" w:hAnsi="Arial"/>
-                <w:b w:val="false"/>
-                <w:bCs w:val="false"/>
-                <w:i w:val="false"/>
-                <w:iCs w:val="false"/>
-                <w:color w:val="000000"/>
-                <w:sz w:val="18"/>
-                <w:szCs w:val="18"/>
-              </w:rPr>
-              <w:t xml:space="preserve">   pH = −log(2.5 × 10⁻⁹)</w:t>
-            </w:r>
-          </w:p>
-          <w:p>
-            <w:pPr>
-              <w:spacing w:after="40" w:before="0"/>
-              <w:jc w:val="left"/>
-            </w:pPr>
-            <w:r>
-              <w:rPr>
-                <w:rFonts w:ascii="Arial" w:cs="Arial" w:eastAsia="Arial" w:hAnsi="Arial"/>
-                <w:b w:val="false"/>
-                <w:bCs w:val="false"/>
-                <w:i w:val="false"/>
-                <w:iCs w:val="false"/>
-                <w:color w:val="000000"/>
-                <w:sz w:val="18"/>
-                <w:szCs w:val="18"/>
-              </w:rPr>
-              <w:t xml:space="preserve">   = −(log 2.5 + log 10⁻⁹)</w:t>
-            </w:r>
-          </w:p>
-          <w:p>
-            <w:pPr>
-              <w:spacing w:after="40" w:before="0"/>
-              <w:jc w:val="left"/>
-            </w:pPr>
-            <w:r>
-              <w:rPr>
-                <w:rFonts w:ascii="Arial" w:cs="Arial" w:eastAsia="Arial" w:hAnsi="Arial"/>
-                <w:b w:val="false"/>
-                <w:bCs w:val="false"/>
-                <w:i w:val="false"/>
-                <w:iCs w:val="false"/>
-                <w:color w:val="000000"/>
-                <w:sz w:val="18"/>
-                <w:szCs w:val="18"/>
-              </w:rPr>
-              <w:t xml:space="preserve">   = −(0.3979 + (−9))</w:t>
-            </w:r>
-          </w:p>
-          <w:p>
-            <w:pPr>
-              <w:spacing w:after="40" w:before="0"/>
-              <w:jc w:val="left"/>
-            </w:pPr>
-            <w:r>
-              <w:rPr>
-                <w:rFonts w:ascii="Arial" w:cs="Arial" w:eastAsia="Arial" w:hAnsi="Arial"/>
-                <w:b w:val="false"/>
-                <w:bCs w:val="false"/>
-                <w:i w:val="false"/>
-                <w:iCs w:val="false"/>
-                <w:color w:val="000000"/>
-                <w:sz w:val="18"/>
-                <w:szCs w:val="18"/>
-              </w:rPr>
-              <w:t xml:space="preserve">   = −(0.3979 − 9)</w:t>
-            </w:r>
-          </w:p>
-          <w:p>
-            <w:pPr>
-              <w:spacing w:after="40" w:before="0"/>
-              <w:jc w:val="left"/>
-            </w:pPr>
-            <w:r>
-              <w:rPr>
-                <w:rFonts w:ascii="Arial" w:cs="Arial" w:eastAsia="Arial" w:hAnsi="Arial"/>
-                <w:b w:val="false"/>
-                <w:bCs w:val="false"/>
-                <w:i w:val="false"/>
-                <w:iCs w:val="false"/>
-                <w:color w:val="000000"/>
-                <w:sz w:val="18"/>
-                <w:szCs w:val="18"/>
-              </w:rPr>
-              <w:t xml:space="preserve">   = −(−8.6021)</w:t>
-            </w:r>
-          </w:p>
-          <w:p>
-            <w:pPr>
-              <w:spacing w:after="40" w:before="0"/>
-              <w:jc w:val="left"/>
-            </w:pPr>
-            <w:r>
-              <w:rPr>
-                <w:rFonts w:ascii="Arial" w:cs="Arial" w:eastAsia="Arial" w:hAnsi="Arial"/>
-                <w:b w:val="false"/>
-                <w:bCs w:val="false"/>
-                <w:i w:val="false"/>
-                <w:iCs w:val="false"/>
-                <w:color w:val="000000"/>
-                <w:sz w:val="18"/>
-                <w:szCs w:val="18"/>
-              </w:rPr>
-              <w:t xml:space="preserve">   = 8.60 (alkaline, which supports flamingo feeding).</w:t>
-            </w:r>
-          </w:p>
-          <w:p>
-            <w:pPr>
-              <w:spacing w:after="40" w:before="0"/>
-              <w:jc w:val="left"/>
-            </w:pPr>
-            <w:r>
-              <w:rPr>
-                <w:rFonts w:ascii="Arial" w:cs="Arial" w:eastAsia="Arial" w:hAnsi="Arial"/>
-                <w:b w:val="false"/>
-                <w:bCs w:val="false"/>
-                <w:i w:val="false"/>
-                <w:iCs w:val="false"/>
-                <w:color w:val="000000"/>
-                <w:sz w:val="18"/>
-                <w:szCs w:val="18"/>
-              </w:rPr>
-              <w:t xml:space="preserve">(d) Here the logarithm compresses an unmanageably small number (0.0000000025) into the tidy, human-readable value 8.60 — exactly the kind of 'making sense of numbers too small for ordinary arithmetic' that the driving question asks about.</w:t>
+                <w:i/>
+                <w:iCs/>
+                <w:color w:val="808080"/>
+                <w:sz w:val="18"/>
+                <w:szCs w:val="18"/>
+              </w:rPr>
+              <w:t xml:space="preserve">Write your answer here:</w:t>
             </w:r>
           </w:p>
         </w:tc>
@@ -2155,14 +970,12 @@
         <w:tblLayout w:type="fixed"/>
       </w:tblPr>
       <w:tblGrid>
-        <w:gridCol w:w="3000"/>
-        <w:gridCol w:w="10680"/>
+        <w:gridCol w:w="13680"/>
       </w:tblGrid>
       <w:tr>
         <w:tc>
           <w:tcPr>
             <w:tcW w:type="dxa" w:w="13680"/>
-            <w:gridSpan w:val="2"/>
             <w:shd w:fill="1F3864" w:color="auto" w:val="clear"/>
             <w:tcMar>
               <w:top w:type="dxa" w:w="60"/>
@@ -2188,15 +1001,15 @@
                 <w:sz w:val="22"/>
                 <w:szCs w:val="22"/>
               </w:rPr>
-              <w:t xml:space="preserve">Section 5 — Answering the Driving Question Directly</w:t>
-            </w:r>
-          </w:p>
-        </w:tc>
-      </w:tr>
-      <w:tr>
-        <w:tc>
-          <w:tcPr>
-            <w:tcW w:type="dxa" w:w="3000"/>
+              <w:t xml:space="preserve">Part 5: Powers, roots and answering the driving question</w:t>
+            </w:r>
+          </w:p>
+        </w:tc>
+      </w:tr>
+      <w:tr>
+        <w:tc>
+          <w:tcPr>
+            <w:tcW w:type="dxa" w:w="13680"/>
             <w:shd w:fill="D9EEF1" w:color="auto" w:val="clear"/>
             <w:tcMar>
               <w:top w:type="dxa" w:w="60"/>
@@ -2222,13 +1035,18 @@
                 <w:sz w:val="18"/>
                 <w:szCs w:val="18"/>
               </w:rPr>
-              <w:t xml:space="preserve">Write a full, coherent paragraph (minimum 8 sentences) that directly and completely answers the driving question. Your answer must: (1) explain what indices do, (2) explain what logarithms do, (3) state how they are related to each other, (4) name at least THREE different Kenyan professionals who benefit from these tools, (5) reference the Kericho tea farm phenomenon explicitly, and (6) include at least one specific numerical example. This is your 'capstone' paragraph — write it as if you are explaining to a fellow student who missed the entire unit.</w:t>
-            </w:r>
-          </w:p>
-        </w:tc>
-        <w:tc>
-          <w:tcPr>
-            <w:tcW w:type="dxa" w:w="10680"/>
+              <w:t xml:space="preserve">(a) A member of the Kericho Tea Growers SACCO borrows Ksh 50,000 at 4.5% compound interest per annum. The amount after 12 years is 50,000 × 1.045¹². Use the power law of logarithms and the table value log 1.045 = 0.0191 to find the amount owed, to the nearest hundred shillings. Explain why the power law is true. (b) A surveyor in Nakuru County has a square plot of area 8,464 m². Use the root law and log 8,464 = 3.9276 to find its side length. (c) Now write a final answer of about 6 to 8 sentences to the driving question: How can a Kericho tea farmer, or any Kenyan scientist, engineer or business person, use indices and logarithms to make sense of and calculate with numbers that are too large or too small for ordinary arithmetic? Use at least one index law, one logarithm law and the tea farm data in your answer.</w:t>
+            </w:r>
+          </w:p>
+        </w:tc>
+      </w:tr>
+      <w:tr>
+        <w:trPr>
+          <w:trHeight w:val="4200" w:hRule="atLeast"/>
+        </w:trPr>
+        <w:tc>
+          <w:tcPr>
+            <w:tcW w:type="dxa" w:w="13680"/>
             <w:shd w:fill="FFFFFF" w:color="auto" w:val="clear"/>
             <w:tcMar>
               <w:top w:type="dxa" w:w="60"/>
@@ -2248,13 +1066,13 @@
                 <w:rFonts w:ascii="Arial" w:cs="Arial" w:eastAsia="Arial" w:hAnsi="Arial"/>
                 <w:b w:val="false"/>
                 <w:bCs w:val="false"/>
-                <w:i w:val="false"/>
-                <w:iCs w:val="false"/>
-                <w:color w:val="000000"/>
-                <w:sz w:val="18"/>
-                <w:szCs w:val="18"/>
-              </w:rPr>
-              <w:t xml:space="preserve">The Kericho tea farmer's problem — calculating the total harvest when numbers grow into the millions — is not unique to farming; it is a challenge faced by scientists, engineers, and business people all across Kenya whenever they work with quantities that grow or shrink exponentially. Index notation solves the first part of the problem by giving us a compact language for repeated multiplication: instead of writing 2 × 2 × 2 × 2 × 2 × 2 × 2 × 2 × 2 × 2, we write 2¹⁰, and the laws of indices let us multiply, divide, and raise these compact expressions to further powers with simple arithmetic on the exponents alone. This is why the farm manager sees the harvest double every time the exponent increases by just 1 — because 2ⁿ⁺¹ = 2 × 2ⁿ, and the index law makes that relationship visible and calculable. Logarithms extend this power even further: because every positive number can be expressed as a power of 10, we can represent any multiplication problem as an addition of exponents, look those exponents up in a four-figure table, add two small decimals, and then convert back — arriving at the same answer as a long, error-prone multiplication in a fraction of the time. Logarithms and indices are inverse operations, two sides of the same mathematical coin, and mastering one deepens your understanding of the other. A Kericho tea estate manager uses log tables to compute seasonal production totals in minutes; a Nairobi demographer uses the power law of logarithms to project a city's population twenty years into the future from a single growth rate; a Kenya Wildlife Service chemist at Lake Nakuru uses the definition of pH — itself a logarithm — to translate a hydrogen ion concentration of 0.0000000025 mol/L into the readable value 8.60. In every case, the mathematics of indices and logarithms does the same job: it tames numbers that are too large or too small for ordinary arithmetic by translating multiplication into addition, and enormous or microscopic quantities into compact, manageable expressions. The 'magic' the farmer's colleague demonstrated — adding two small table values to get the answer to a six-digit multiplication — is not magic at all; it is the product law of logarithms, which is itself a direct consequence of the product law of indices, applied through a table of pre-computed powers of 10. Once you understand this connection, you hold a tool that has been used by Kenyan farmers, scientists, and engineers long before electronic calculators existed — and that continues to illuminate the deep structure of exponential relationships in our world today.</w:t>
+                <w:i/>
+                <w:iCs/>
+                <w:color w:val="808080"/>
+                <w:sz w:val="18"/>
+                <w:szCs w:val="18"/>
+              </w:rPr>
+              <w:t xml:space="preserve">Write your answer here:</w:t>
             </w:r>
           </w:p>
         </w:tc>
@@ -2481,7 +1299,7 @@
                 <w:sz w:val="18"/>
                 <w:szCs w:val="18"/>
               </w:rPr>
-              <w:t xml:space="preserve">Understanding of Index Notation and Laws of Indices</w:t>
+              <w:t xml:space="preserve">Use of index laws and notation</w:t>
             </w:r>
           </w:p>
         </w:tc>
@@ -2513,7 +1331,7 @@
                 <w:sz w:val="18"/>
                 <w:szCs w:val="18"/>
               </w:rPr>
-              <w:t xml:space="preserve">Correctly states and applies all six laws of indices (product, quotient, power, zero, negative, fractional) with accurate symbolic notation and fully worked, contextually relevant Kenyan examples for each. Clearly explains why increasing the exponent by 1 doubles the value, with algebraic proof.</w:t>
+              <w:t xml:space="preserve">Correctly states and applies the product, quotient, zero, power, negative and fractional index laws with the tea-farm data, and explains why each law works by expanding repeated multiplication.</w:t>
             </w:r>
           </w:p>
         </w:tc>
@@ -2545,7 +1363,7 @@
                 <w:sz w:val="18"/>
                 <w:szCs w:val="18"/>
               </w:rPr>
-              <w:t xml:space="preserve">Correctly states and applies at least four laws of indices with mostly accurate worked examples. Explains the doubling effect with some supporting arithmetic, though the algebraic justification may be incomplete.</w:t>
+              <w:t xml:space="preserve">Applies most index laws correctly to the tea-farm numbers, with brief or partial explanation of why they work.</w:t>
             </w:r>
           </w:p>
         </w:tc>
@@ -2577,7 +1395,7 @@
                 <w:sz w:val="18"/>
                 <w:szCs w:val="18"/>
               </w:rPr>
-              <w:t xml:space="preserve">States fewer than four laws of indices or makes consistent errors in applying them. Worked examples are missing, incomplete, or contain arithmetic mistakes. The explanation of doubling is absent or incorrect.</w:t>
+              <w:t xml:space="preserve">States some laws but makes errors in applying them, or gives answers without reasons or without reference to the tea farm.</w:t>
             </w:r>
           </w:p>
         </w:tc>
@@ -2611,7 +1429,7 @@
                 <w:sz w:val="18"/>
                 <w:szCs w:val="18"/>
               </w:rPr>
-              <w:t xml:space="preserve">Understanding of Logarithms and Their Relationship to Indices</w:t>
+              <w:t xml:space="preserve">Understanding of logarithms and antilogarithms</w:t>
             </w:r>
           </w:p>
         </w:tc>
@@ -2643,7 +1461,7 @@
                 <w:sz w:val="18"/>
                 <w:szCs w:val="18"/>
               </w:rPr>
-              <w:t xml:space="preserve">Provides a precise plain-language and formal definition of a logarithm. Clearly and accurately explains that logarithms and indices are inverse operations. States all three log laws correctly with fully worked Kenyan-context examples. Explains convincingly, with reference to index laws, why log tables convert multiplication to addition.</w:t>
+              <w:t xml:space="preserve">Defines the common logarithm as an exponent of 10, correctly identifies characteristic and mantissa, and accurately describes the four-step antilog procedure and why the antilog is the inverse of the log.</w:t>
             </w:r>
           </w:p>
         </w:tc>
@@ -2675,7 +1493,7 @@
                 <w:sz w:val="18"/>
                 <w:szCs w:val="18"/>
               </w:rPr>
-              <w:t xml:space="preserve">Provides an adequate definition of a logarithm and notes the inverse relationship with indices. States at least two log laws correctly with mostly accurate examples. Gives a reasonable explanation of the multiplication-to-addition conversion, though it may lack full mathematical depth.</w:t>
+              <w:t xml:space="preserve">Gives the definition and handles characteristic and mantissa correctly, with minor gaps in explaining the antilog procedure.</w:t>
             </w:r>
           </w:p>
         </w:tc>
@@ -2707,7 +1525,7 @@
                 <w:sz w:val="18"/>
                 <w:szCs w:val="18"/>
               </w:rPr>
-              <w:t xml:space="preserve">Definition of logarithm is vague or incorrect. The inverse relationship with indices is not mentioned or is confused. Fewer than two log laws are stated, or examples contain significant errors. The explanation of why log tables work is absent or fundamentally incorrect.</w:t>
+              <w:t xml:space="preserve">Confuses logarithms with ordinary numbers, or cannot separate characteristic from mantissa, or cannot describe how the antilog works.</w:t>
             </w:r>
           </w:p>
         </w:tc>
@@ -2741,7 +1559,7 @@
                 <w:sz w:val="18"/>
                 <w:szCs w:val="18"/>
               </w:rPr>
-              <w:t xml:space="preserve">Four-Figure Table Calculation (Procedure and Accuracy)</w:t>
+              <w:t xml:space="preserve">Explaining why log laws work and using them in calculations</w:t>
             </w:r>
           </w:p>
         </w:tc>
@@ -2773,7 +1591,7 @@
                 <w:sz w:val="18"/>
                 <w:szCs w:val="18"/>
               </w:rPr>
-              <w:t xml:space="preserve">Demonstrates a complete, correctly sequenced four-figure log table calculation: correctly identifies characteristics and mantissas, accurately reads mean differences, adds logarithms, and correctly uses the antilog table to state a final answer with appropriate units and rounding.</w:t>
+              <w:t xml:space="preserve">Derives the product, quotient and power laws from the index laws, completes the calculations accurately with every step and law named, and the answers match the model values to the accuracy of the four-figure tables.</w:t>
             </w:r>
           </w:p>
         </w:tc>
@@ -2805,7 +1623,7 @@
                 <w:sz w:val="18"/>
                 <w:szCs w:val="18"/>
               </w:rPr>
-              <w:t xml:space="preserve">Demonstrates most steps of the four-figure table procedure correctly. May make a minor error in reading mean differences or in stating the final antilog, but the overall method is clear and the answer is approximately correct.</w:t>
+              <w:t xml:space="preserve">Completes the calculations with mostly correct steps and answers, with the derivation of the log laws partly explained.</w:t>
             </w:r>
           </w:p>
         </w:tc>
@@ -2837,7 +1655,7 @@
                 <w:sz w:val="18"/>
                 <w:szCs w:val="18"/>
               </w:rPr>
-              <w:t xml:space="preserve">The four-figure table procedure is incomplete or contains multiple errors in identifying characteristics, reading the table, or finding the antilog. The final answer is significantly incorrect or the method cannot be followed.</w:t>
+              <w:t xml:space="preserve">Calculation steps are missing or incorrect, or the log laws are stated without any connection to the index laws.</w:t>
             </w:r>
           </w:p>
         </w:tc>
@@ -2871,7 +1689,7 @@
                 <w:sz w:val="18"/>
                 <w:szCs w:val="18"/>
               </w:rPr>
-              <w:t xml:space="preserve">Application to Real Kenyan Contexts</w:t>
+              <w:t xml:space="preserve">Answering the driving question with Kenyan context</w:t>
             </w:r>
           </w:p>
         </w:tc>
@@ -2903,7 +1721,7 @@
                 <w:sz w:val="18"/>
                 <w:szCs w:val="18"/>
               </w:rPr>
-              <w:t xml:space="preserve">Selects two distinct, realistic Kenyan professional contexts (beyond the tea farm phenomenon). Each context includes a clearly stated problem, a fully worked solution using index or log laws, correct numerical answers, and an explicit sentence linking back to the driving question.</w:t>
+              <w:t xml:space="preserve">Gives a coherent, connected final answer that links index notation, the log laws and the four-figure tables, and uses the Kericho tea-farm data and at least one other Kenyan context accurately.</w:t>
             </w:r>
           </w:p>
         </w:tc>
@@ -2935,7 +1753,7 @@
                 <w:sz w:val="18"/>
                 <w:szCs w:val="18"/>
               </w:rPr>
-              <w:t xml:space="preserve">Selects two Kenyan contexts with adequately stated problems and mostly correct worked solutions. The link to the driving question is present in at least one context, though it may be brief or implicit.</w:t>
+              <w:t xml:space="preserve">Gives a clear answer that uses the tea-farm data and at least one index law and one log law, with some connections missing.</w:t>
             </w:r>
           </w:p>
         </w:tc>
@@ -2967,137 +1785,7 @@
                 <w:sz w:val="18"/>
                 <w:szCs w:val="18"/>
               </w:rPr>
-              <w:t xml:space="preserve">Fewer than two Kenyan contexts are addressed, or the contexts chosen are not realistic/relevant. Worked solutions are incomplete or incorrect. No explicit connection is made back to the driving question.</w:t>
-            </w:r>
-          </w:p>
-        </w:tc>
-      </w:tr>
-      <w:tr>
-        <w:tc>
-          <w:tcPr>
-            <w:tcW w:type="dxa" w:w="3000"/>
-            <w:shd w:fill="D5E8F0" w:color="auto" w:val="clear"/>
-            <w:tcMar>
-              <w:top w:type="dxa" w:w="60"/>
-              <w:left w:type="dxa" w:w="120"/>
-              <w:bottom w:type="dxa" w:w="60"/>
-              <w:right w:type="dxa" w:w="120"/>
-            </w:tcMar>
-            <w:vAlign w:val="top"/>
-          </w:tcPr>
-          <w:p>
-            <w:pPr>
-              <w:spacing w:after="40" w:before="0"/>
-              <w:jc w:val="left"/>
-            </w:pPr>
-            <w:r>
-              <w:rPr>
-                <w:rFonts w:ascii="Arial" w:cs="Arial" w:eastAsia="Arial" w:hAnsi="Arial"/>
-                <w:b w:val="false"/>
-                <w:bCs w:val="false"/>
-                <w:i w:val="false"/>
-                <w:iCs w:val="false"/>
-                <w:color w:val="000000"/>
-                <w:sz w:val="18"/>
-                <w:szCs w:val="18"/>
-              </w:rPr>
-              <w:t xml:space="preserve">Driving Question Response (Coherence, Completeness, and Mathematical Accuracy)</w:t>
-            </w:r>
-          </w:p>
-        </w:tc>
-        <w:tc>
-          <w:tcPr>
-            <w:tcW w:type="dxa" w:w="3560"/>
-            <w:shd w:fill="FFFFFF" w:color="auto" w:val="clear"/>
-            <w:tcMar>
-              <w:top w:type="dxa" w:w="60"/>
-              <w:left w:type="dxa" w:w="120"/>
-              <w:bottom w:type="dxa" w:w="60"/>
-              <w:right w:type="dxa" w:w="120"/>
-            </w:tcMar>
-            <w:vAlign w:val="top"/>
-          </w:tcPr>
-          <w:p>
-            <w:pPr>
-              <w:spacing w:after="40" w:before="0"/>
-              <w:jc w:val="left"/>
-            </w:pPr>
-            <w:r>
-              <w:rPr>
-                <w:rFonts w:ascii="Arial" w:cs="Arial" w:eastAsia="Arial" w:hAnsi="Arial"/>
-                <w:b w:val="false"/>
-                <w:bCs w:val="false"/>
-                <w:i w:val="false"/>
-                <w:iCs w:val="false"/>
-                <w:color w:val="000000"/>
-                <w:sz w:val="18"/>
-                <w:szCs w:val="18"/>
-              </w:rPr>
-              <w:t xml:space="preserve">The capstone paragraph directly and completely answers the driving question in at least 8 sentences. All six required elements are present (indices explained, logarithms explained, inverse relationship stated, three Kenyan professionals named, tea farm phenomenon referenced, specific numerical example included). Mathematical statements are accurate and the writing is clear and logically sequenced.</w:t>
-            </w:r>
-          </w:p>
-        </w:tc>
-        <w:tc>
-          <w:tcPr>
-            <w:tcW w:type="dxa" w:w="3560"/>
-            <w:shd w:fill="F2F2F2" w:color="auto" w:val="clear"/>
-            <w:tcMar>
-              <w:top w:type="dxa" w:w="60"/>
-              <w:left w:type="dxa" w:w="120"/>
-              <w:bottom w:type="dxa" w:w="60"/>
-              <w:right w:type="dxa" w:w="120"/>
-            </w:tcMar>
-            <w:vAlign w:val="top"/>
-          </w:tcPr>
-          <w:p>
-            <w:pPr>
-              <w:spacing w:after="40" w:before="0"/>
-              <w:jc w:val="left"/>
-            </w:pPr>
-            <w:r>
-              <w:rPr>
-                <w:rFonts w:ascii="Arial" w:cs="Arial" w:eastAsia="Arial" w:hAnsi="Arial"/>
-                <w:b w:val="false"/>
-                <w:bCs w:val="false"/>
-                <w:i w:val="false"/>
-                <w:iCs w:val="false"/>
-                <w:color w:val="000000"/>
-                <w:sz w:val="18"/>
-                <w:szCs w:val="18"/>
-              </w:rPr>
-              <w:t xml:space="preserve">The capstone paragraph answers the driving question adequately and contains at least 6 sentences. At least four of the six required elements are present. Mathematical statements are mostly accurate with minor omissions or imprecision in language.</w:t>
-            </w:r>
-          </w:p>
-        </w:tc>
-        <w:tc>
-          <w:tcPr>
-            <w:tcW w:type="dxa" w:w="3560"/>
-            <w:shd w:fill="FFFFFF" w:color="auto" w:val="clear"/>
-            <w:tcMar>
-              <w:top w:type="dxa" w:w="60"/>
-              <w:left w:type="dxa" w:w="120"/>
-              <w:bottom w:type="dxa" w:w="60"/>
-              <w:right w:type="dxa" w:w="120"/>
-            </w:tcMar>
-            <w:vAlign w:val="top"/>
-          </w:tcPr>
-          <w:p>
-            <w:pPr>
-              <w:spacing w:after="40" w:before="0"/>
-              <w:jc w:val="left"/>
-            </w:pPr>
-            <w:r>
-              <w:rPr>
-                <w:rFonts w:ascii="Arial" w:cs="Arial" w:eastAsia="Arial" w:hAnsi="Arial"/>
-                <w:b w:val="false"/>
-                <w:bCs w:val="false"/>
-                <w:i w:val="false"/>
-                <w:iCs w:val="false"/>
-                <w:color w:val="000000"/>
-                <w:sz w:val="18"/>
-                <w:szCs w:val="18"/>
-              </w:rPr>
-              <w:t xml:space="preserve">The capstone paragraph is fewer than 6 sentences, is vague, or does not directly address the driving question. Fewer than three required elements are present. Mathematical statements contain errors or the response reads as a list of definitions rather than a coherent answer.</w:t>
+              <w:t xml:space="preserve">Gives a general or incomplete answer that does not use the tea-farm data or fails to link indices to logarithms.</w:t>
             </w:r>
           </w:p>
         </w:tc>
@@ -3221,7 +1909,7 @@
         </w:rPr>
         <w:t xml:space="preserve">© 2026 SeaVuria and ARES. This work is licensed under a </w:t>
       </w:r>
-      <w:hyperlink w:history="1" r:id="rIdbpnzc0ucsos35vqanwcxm">
+      <w:hyperlink w:history="1" r:id="rIddsx_vf0udkwu9k2heqzhe">
         <w:r>
           <w:rPr>
             <w:rFonts w:ascii="Arial" w:cs="Arial" w:eastAsia="Arial" w:hAnsi="Arial"/>
@@ -3241,7 +1929,7 @@
         </w:rPr>
         <w:t xml:space="preserve"> (</w:t>
       </w:r>
-      <w:hyperlink w:history="1" r:id="rIdeduculgc9aq91ggc3hsjf">
+      <w:hyperlink w:history="1" r:id="rIdmnx6hjy5ggyrrlilpoxce">
         <w:r>
           <w:rPr>
             <w:rFonts w:ascii="Arial" w:cs="Arial" w:eastAsia="Arial" w:hAnsi="Arial"/>
@@ -3261,7 +1949,7 @@
         </w:rPr>
         <w:t xml:space="preserve">). To view a copy of this license, visit </w:t>
       </w:r>
-      <w:hyperlink w:history="1" r:id="rIdze_ax3sazqq_5uswau1zt">
+      <w:hyperlink w:history="1" r:id="rIdt3bnfscw7gpsx3xrb_gug">
         <w:r>
           <w:rPr>
             <w:rFonts w:ascii="Arial" w:cs="Arial" w:eastAsia="Arial" w:hAnsi="Arial"/>

--- a/data/outputs/v2/Core_Mathematics/SS1.2_Indices_and_Logarithms/Core_Mathematics_Indices_and_Logarithms_FinalExplanation.docx
+++ b/data/outputs/v2/Core_Mathematics/SS1.2_Indices_and_Logarithms/Core_Mathematics_Indices_and_Logarithms_FinalExplanation.docx
@@ -1909,7 +1909,7 @@
         </w:rPr>
         <w:t xml:space="preserve">© 2026 SeaVuria and ARES. This work is licensed under a </w:t>
       </w:r>
-      <w:hyperlink w:history="1" r:id="rIddsx_vf0udkwu9k2heqzhe">
+      <w:hyperlink w:history="1" r:id="rIductlohcqpnpi9qyr6-kzm">
         <w:r>
           <w:rPr>
             <w:rFonts w:ascii="Arial" w:cs="Arial" w:eastAsia="Arial" w:hAnsi="Arial"/>
@@ -1929,7 +1929,7 @@
         </w:rPr>
         <w:t xml:space="preserve"> (</w:t>
       </w:r>
-      <w:hyperlink w:history="1" r:id="rIdmnx6hjy5ggyrrlilpoxce">
+      <w:hyperlink w:history="1" r:id="rId9be3oa-egjt7yh5evnatp">
         <w:r>
           <w:rPr>
             <w:rFonts w:ascii="Arial" w:cs="Arial" w:eastAsia="Arial" w:hAnsi="Arial"/>
@@ -1949,7 +1949,7 @@
         </w:rPr>
         <w:t xml:space="preserve">). To view a copy of this license, visit </w:t>
       </w:r>
-      <w:hyperlink w:history="1" r:id="rIdt3bnfscw7gpsx3xrb_gug">
+      <w:hyperlink w:history="1" r:id="rIdnqto8_yil_5ugcezfo_ro">
         <w:r>
           <w:rPr>
             <w:rFonts w:ascii="Arial" w:cs="Arial" w:eastAsia="Arial" w:hAnsi="Arial"/>

--- a/data/outputs/v2/Core_Mathematics/SS1.2_Indices_and_Logarithms/Core_Mathematics_Indices_and_Logarithms_FinalExplanation.docx
+++ b/data/outputs/v2/Core_Mathematics/SS1.2_Indices_and_Logarithms/Core_Mathematics_Indices_and_Logarithms_FinalExplanation.docx
@@ -1909,7 +1909,7 @@
         </w:rPr>
         <w:t xml:space="preserve">© 2026 SeaVuria and ARES. This work is licensed under a </w:t>
       </w:r>
-      <w:hyperlink w:history="1" r:id="rIductlohcqpnpi9qyr6-kzm">
+      <w:hyperlink w:history="1" r:id="rId0h_nejjxzfxj67hywk97j">
         <w:r>
           <w:rPr>
             <w:rFonts w:ascii="Arial" w:cs="Arial" w:eastAsia="Arial" w:hAnsi="Arial"/>
@@ -1929,7 +1929,7 @@
         </w:rPr>
         <w:t xml:space="preserve"> (</w:t>
       </w:r>
-      <w:hyperlink w:history="1" r:id="rId9be3oa-egjt7yh5evnatp">
+      <w:hyperlink w:history="1" r:id="rId2cpwitypnsiw4z0iavuw6">
         <w:r>
           <w:rPr>
             <w:rFonts w:ascii="Arial" w:cs="Arial" w:eastAsia="Arial" w:hAnsi="Arial"/>
@@ -1949,7 +1949,7 @@
         </w:rPr>
         <w:t xml:space="preserve">). To view a copy of this license, visit </w:t>
       </w:r>
-      <w:hyperlink w:history="1" r:id="rIdnqto8_yil_5ugcezfo_ro">
+      <w:hyperlink w:history="1" r:id="rIdrju2zsz-ha-th0qj2uzzs">
         <w:r>
           <w:rPr>
             <w:rFonts w:ascii="Arial" w:cs="Arial" w:eastAsia="Arial" w:hAnsi="Arial"/>

--- a/data/outputs/v2/Core_Mathematics/SS1.2_Indices_and_Logarithms/Core_Mathematics_Indices_and_Logarithms_FinalExplanation.docx
+++ b/data/outputs/v2/Core_Mathematics/SS1.2_Indices_and_Logarithms/Core_Mathematics_Indices_and_Logarithms_FinalExplanation.docx
@@ -1909,7 +1909,7 @@
         </w:rPr>
         <w:t xml:space="preserve">© 2026 SeaVuria and ARES. This work is licensed under a </w:t>
       </w:r>
-      <w:hyperlink w:history="1" r:id="rId0h_nejjxzfxj67hywk97j">
+      <w:hyperlink w:history="1" r:id="rIddo47bm_uqldg79budmsp9">
         <w:r>
           <w:rPr>
             <w:rFonts w:ascii="Arial" w:cs="Arial" w:eastAsia="Arial" w:hAnsi="Arial"/>
@@ -1929,7 +1929,7 @@
         </w:rPr>
         <w:t xml:space="preserve"> (</w:t>
       </w:r>
-      <w:hyperlink w:history="1" r:id="rId2cpwitypnsiw4z0iavuw6">
+      <w:hyperlink w:history="1" r:id="rIdb-4k9m0rg1eilonvm94fm">
         <w:r>
           <w:rPr>
             <w:rFonts w:ascii="Arial" w:cs="Arial" w:eastAsia="Arial" w:hAnsi="Arial"/>
@@ -1949,7 +1949,7 @@
         </w:rPr>
         <w:t xml:space="preserve">). To view a copy of this license, visit </w:t>
       </w:r>
-      <w:hyperlink w:history="1" r:id="rIdrju2zsz-ha-th0qj2uzzs">
+      <w:hyperlink w:history="1" r:id="rIdndmlxi-agnfkzzkd30irl">
         <w:r>
           <w:rPr>
             <w:rFonts w:ascii="Arial" w:cs="Arial" w:eastAsia="Arial" w:hAnsi="Arial"/>

--- a/data/outputs/v2/Core_Mathematics/SS1.2_Indices_and_Logarithms/Core_Mathematics_Indices_and_Logarithms_FinalExplanation.docx
+++ b/data/outputs/v2/Core_Mathematics/SS1.2_Indices_and_Logarithms/Core_Mathematics_Indices_and_Logarithms_FinalExplanation.docx
@@ -1909,7 +1909,7 @@
         </w:rPr>
         <w:t xml:space="preserve">© 2026 SeaVuria and ARES. This work is licensed under a </w:t>
       </w:r>
-      <w:hyperlink w:history="1" r:id="rIddo47bm_uqldg79budmsp9">
+      <w:hyperlink w:history="1" r:id="rIdnlvfrakr9dziykq6azv8t">
         <w:r>
           <w:rPr>
             <w:rFonts w:ascii="Arial" w:cs="Arial" w:eastAsia="Arial" w:hAnsi="Arial"/>
@@ -1929,7 +1929,7 @@
         </w:rPr>
         <w:t xml:space="preserve"> (</w:t>
       </w:r>
-      <w:hyperlink w:history="1" r:id="rIdb-4k9m0rg1eilonvm94fm">
+      <w:hyperlink w:history="1" r:id="rIdkzzya6l7elrqmnbj8oc6c">
         <w:r>
           <w:rPr>
             <w:rFonts w:ascii="Arial" w:cs="Arial" w:eastAsia="Arial" w:hAnsi="Arial"/>
@@ -1949,7 +1949,7 @@
         </w:rPr>
         <w:t xml:space="preserve">). To view a copy of this license, visit </w:t>
       </w:r>
-      <w:hyperlink w:history="1" r:id="rIdndmlxi-agnfkzzkd30irl">
+      <w:hyperlink w:history="1" r:id="rIdeckkwrhlumwej_k1yefpi">
         <w:r>
           <w:rPr>
             <w:rFonts w:ascii="Arial" w:cs="Arial" w:eastAsia="Arial" w:hAnsi="Arial"/>

--- a/data/outputs/v2/Core_Mathematics/SS1.2_Indices_and_Logarithms/Core_Mathematics_Indices_and_Logarithms_FinalExplanation.docx
+++ b/data/outputs/v2/Core_Mathematics/SS1.2_Indices_and_Logarithms/Core_Mathematics_Indices_and_Logarithms_FinalExplanation.docx
@@ -4,6 +4,7 @@
   <w:body>
     <w:p>
       <w:pPr>
+        <w:keepNext w:val="false"/>
         <w:spacing w:after="30" w:before="0"/>
         <w:jc w:val="center"/>
       </w:pPr>
@@ -23,6 +24,7 @@
     </w:p>
     <w:p>
       <w:pPr>
+        <w:keepNext w:val="false"/>
         <w:spacing w:after="60" w:before="0"/>
         <w:jc w:val="center"/>
       </w:pPr>
@@ -81,6 +83,7 @@
           </w:tcPr>
           <w:p>
             <w:pPr>
+              <w:keepNext w:val="false"/>
               <w:spacing w:after="40" w:before="0"/>
               <w:jc w:val="center"/>
             </w:pPr>
@@ -116,6 +119,7 @@
           </w:tcPr>
           <w:p>
             <w:pPr>
+              <w:keepNext w:val="false"/>
               <w:spacing w:after="40" w:before="0"/>
               <w:jc w:val="center"/>
             </w:pPr>
@@ -150,6 +154,7 @@
           </w:tcPr>
           <w:p>
             <w:pPr>
+              <w:keepNext w:val="false"/>
               <w:spacing w:after="40" w:before="0"/>
               <w:jc w:val="left"/>
             </w:pPr>
@@ -182,6 +187,7 @@
           </w:tcPr>
           <w:p>
             <w:pPr>
+              <w:keepNext w:val="false"/>
               <w:spacing w:after="40" w:before="0"/>
               <w:jc w:val="left"/>
             </w:pPr>
@@ -216,6 +222,7 @@
           </w:tcPr>
           <w:p>
             <w:pPr>
+              <w:keepNext w:val="false"/>
               <w:spacing w:after="40" w:before="0"/>
               <w:jc w:val="left"/>
             </w:pPr>
@@ -248,6 +255,7 @@
           </w:tcPr>
           <w:p>
             <w:pPr>
+              <w:keepNext w:val="false"/>
               <w:spacing w:after="40" w:before="0"/>
               <w:jc w:val="left"/>
             </w:pPr>
@@ -282,6 +290,7 @@
           </w:tcPr>
           <w:p>
             <w:pPr>
+              <w:keepNext w:val="false"/>
               <w:spacing w:after="40" w:before="0"/>
               <w:jc w:val="left"/>
             </w:pPr>
@@ -314,6 +323,7 @@
           </w:tcPr>
           <w:p>
             <w:pPr>
+              <w:keepNext w:val="false"/>
               <w:spacing w:after="40" w:before="0"/>
               <w:jc w:val="left"/>
             </w:pPr>
@@ -374,6 +384,7 @@
           </w:tcPr>
           <w:p>
             <w:pPr>
+              <w:keepNext w:val="false"/>
               <w:spacing w:after="40" w:before="0"/>
               <w:jc w:val="center"/>
             </w:pPr>
@@ -408,6 +419,7 @@
           </w:tcPr>
           <w:p>
             <w:pPr>
+              <w:keepNext w:val="false"/>
               <w:spacing w:after="40" w:before="0"/>
               <w:jc w:val="left"/>
             </w:pPr>
@@ -467,6 +479,7 @@
           </w:tcPr>
           <w:p>
             <w:pPr>
+              <w:keepNext/>
               <w:spacing w:after="40" w:before="0"/>
               <w:jc w:val="center"/>
             </w:pPr>
@@ -501,6 +514,7 @@
           </w:tcPr>
           <w:p>
             <w:pPr>
+              <w:keepNext/>
               <w:spacing w:after="40" w:before="0"/>
               <w:jc w:val="left"/>
             </w:pPr>
@@ -538,6 +552,7 @@
           </w:tcPr>
           <w:p>
             <w:pPr>
+              <w:keepNext w:val="false"/>
               <w:spacing w:after="40" w:before="0"/>
               <w:jc w:val="left"/>
             </w:pPr>
@@ -597,6 +612,7 @@
           </w:tcPr>
           <w:p>
             <w:pPr>
+              <w:keepNext/>
               <w:spacing w:after="40" w:before="0"/>
               <w:jc w:val="center"/>
             </w:pPr>
@@ -631,6 +647,7 @@
           </w:tcPr>
           <w:p>
             <w:pPr>
+              <w:keepNext/>
               <w:spacing w:after="40" w:before="0"/>
               <w:jc w:val="left"/>
             </w:pPr>
@@ -668,6 +685,7 @@
           </w:tcPr>
           <w:p>
             <w:pPr>
+              <w:keepNext w:val="false"/>
               <w:spacing w:after="40" w:before="0"/>
               <w:jc w:val="left"/>
             </w:pPr>
@@ -727,6 +745,7 @@
           </w:tcPr>
           <w:p>
             <w:pPr>
+              <w:keepNext/>
               <w:spacing w:after="40" w:before="0"/>
               <w:jc w:val="center"/>
             </w:pPr>
@@ -761,6 +780,7 @@
           </w:tcPr>
           <w:p>
             <w:pPr>
+              <w:keepNext/>
               <w:spacing w:after="40" w:before="0"/>
               <w:jc w:val="left"/>
             </w:pPr>
@@ -798,6 +818,7 @@
           </w:tcPr>
           <w:p>
             <w:pPr>
+              <w:keepNext w:val="false"/>
               <w:spacing w:after="40" w:before="0"/>
               <w:jc w:val="left"/>
             </w:pPr>
@@ -857,6 +878,7 @@
           </w:tcPr>
           <w:p>
             <w:pPr>
+              <w:keepNext/>
               <w:spacing w:after="40" w:before="0"/>
               <w:jc w:val="center"/>
             </w:pPr>
@@ -891,6 +913,7 @@
           </w:tcPr>
           <w:p>
             <w:pPr>
+              <w:keepNext/>
               <w:spacing w:after="40" w:before="0"/>
               <w:jc w:val="left"/>
             </w:pPr>
@@ -928,6 +951,7 @@
           </w:tcPr>
           <w:p>
             <w:pPr>
+              <w:keepNext w:val="false"/>
               <w:spacing w:after="40" w:before="0"/>
               <w:jc w:val="left"/>
             </w:pPr>
@@ -987,6 +1011,7 @@
           </w:tcPr>
           <w:p>
             <w:pPr>
+              <w:keepNext/>
               <w:spacing w:after="40" w:before="0"/>
               <w:jc w:val="center"/>
             </w:pPr>
@@ -1021,6 +1046,7 @@
           </w:tcPr>
           <w:p>
             <w:pPr>
+              <w:keepNext/>
               <w:spacing w:after="40" w:before="0"/>
               <w:jc w:val="left"/>
             </w:pPr>
@@ -1058,6 +1084,7 @@
           </w:tcPr>
           <w:p>
             <w:pPr>
+              <w:keepNext w:val="false"/>
               <w:spacing w:after="40" w:before="0"/>
               <w:jc w:val="left"/>
             </w:pPr>
@@ -1121,6 +1148,7 @@
           </w:tcPr>
           <w:p>
             <w:pPr>
+              <w:keepNext w:val="false"/>
               <w:spacing w:after="40" w:before="0"/>
               <w:jc w:val="center"/>
             </w:pPr>
@@ -1155,6 +1183,7 @@
           </w:tcPr>
           <w:p>
             <w:pPr>
+              <w:keepNext w:val="false"/>
               <w:spacing w:after="40" w:before="0"/>
               <w:jc w:val="left"/>
             </w:pPr>
@@ -1187,6 +1216,7 @@
           </w:tcPr>
           <w:p>
             <w:pPr>
+              <w:keepNext w:val="false"/>
               <w:spacing w:after="40" w:before="0"/>
               <w:jc w:val="left"/>
             </w:pPr>
@@ -1219,6 +1249,7 @@
           </w:tcPr>
           <w:p>
             <w:pPr>
+              <w:keepNext w:val="false"/>
               <w:spacing w:after="40" w:before="0"/>
               <w:jc w:val="left"/>
             </w:pPr>
@@ -1251,6 +1282,7 @@
           </w:tcPr>
           <w:p>
             <w:pPr>
+              <w:keepNext w:val="false"/>
               <w:spacing w:after="40" w:before="0"/>
               <w:jc w:val="left"/>
             </w:pPr>
@@ -1285,6 +1317,7 @@
           </w:tcPr>
           <w:p>
             <w:pPr>
+              <w:keepNext w:val="false"/>
               <w:spacing w:after="40" w:before="0"/>
               <w:jc w:val="left"/>
             </w:pPr>
@@ -1317,6 +1350,7 @@
           </w:tcPr>
           <w:p>
             <w:pPr>
+              <w:keepNext w:val="false"/>
               <w:spacing w:after="40" w:before="0"/>
               <w:jc w:val="left"/>
             </w:pPr>
@@ -1349,6 +1383,7 @@
           </w:tcPr>
           <w:p>
             <w:pPr>
+              <w:keepNext w:val="false"/>
               <w:spacing w:after="40" w:before="0"/>
               <w:jc w:val="left"/>
             </w:pPr>
@@ -1381,6 +1416,7 @@
           </w:tcPr>
           <w:p>
             <w:pPr>
+              <w:keepNext w:val="false"/>
               <w:spacing w:after="40" w:before="0"/>
               <w:jc w:val="left"/>
             </w:pPr>
@@ -1415,6 +1451,7 @@
           </w:tcPr>
           <w:p>
             <w:pPr>
+              <w:keepNext w:val="false"/>
               <w:spacing w:after="40" w:before="0"/>
               <w:jc w:val="left"/>
             </w:pPr>
@@ -1447,6 +1484,7 @@
           </w:tcPr>
           <w:p>
             <w:pPr>
+              <w:keepNext w:val="false"/>
               <w:spacing w:after="40" w:before="0"/>
               <w:jc w:val="left"/>
             </w:pPr>
@@ -1479,6 +1517,7 @@
           </w:tcPr>
           <w:p>
             <w:pPr>
+              <w:keepNext w:val="false"/>
               <w:spacing w:after="40" w:before="0"/>
               <w:jc w:val="left"/>
             </w:pPr>
@@ -1511,6 +1550,7 @@
           </w:tcPr>
           <w:p>
             <w:pPr>
+              <w:keepNext w:val="false"/>
               <w:spacing w:after="40" w:before="0"/>
               <w:jc w:val="left"/>
             </w:pPr>
@@ -1545,6 +1585,7 @@
           </w:tcPr>
           <w:p>
             <w:pPr>
+              <w:keepNext w:val="false"/>
               <w:spacing w:after="40" w:before="0"/>
               <w:jc w:val="left"/>
             </w:pPr>
@@ -1577,6 +1618,7 @@
           </w:tcPr>
           <w:p>
             <w:pPr>
+              <w:keepNext w:val="false"/>
               <w:spacing w:after="40" w:before="0"/>
               <w:jc w:val="left"/>
             </w:pPr>
@@ -1609,6 +1651,7 @@
           </w:tcPr>
           <w:p>
             <w:pPr>
+              <w:keepNext w:val="false"/>
               <w:spacing w:after="40" w:before="0"/>
               <w:jc w:val="left"/>
             </w:pPr>
@@ -1641,6 +1684,7 @@
           </w:tcPr>
           <w:p>
             <w:pPr>
+              <w:keepNext w:val="false"/>
               <w:spacing w:after="40" w:before="0"/>
               <w:jc w:val="left"/>
             </w:pPr>
@@ -1675,6 +1719,7 @@
           </w:tcPr>
           <w:p>
             <w:pPr>
+              <w:keepNext w:val="false"/>
               <w:spacing w:after="40" w:before="0"/>
               <w:jc w:val="left"/>
             </w:pPr>
@@ -1707,6 +1752,7 @@
           </w:tcPr>
           <w:p>
             <w:pPr>
+              <w:keepNext w:val="false"/>
               <w:spacing w:after="40" w:before="0"/>
               <w:jc w:val="left"/>
             </w:pPr>
@@ -1739,6 +1785,7 @@
           </w:tcPr>
           <w:p>
             <w:pPr>
+              <w:keepNext w:val="false"/>
               <w:spacing w:after="40" w:before="0"/>
               <w:jc w:val="left"/>
             </w:pPr>
@@ -1771,6 +1818,7 @@
           </w:tcPr>
           <w:p>
             <w:pPr>
+              <w:keepNext w:val="false"/>
               <w:spacing w:after="40" w:before="0"/>
               <w:jc w:val="left"/>
             </w:pPr>
@@ -1909,7 +1957,7 @@
         </w:rPr>
         <w:t xml:space="preserve">© 2026 SeaVuria and ARES. This work is licensed under a </w:t>
       </w:r>
-      <w:hyperlink w:history="1" r:id="rIdnlvfrakr9dziykq6azv8t">
+      <w:hyperlink w:history="1" r:id="rIduvgq4fefoxh0t0luafabq">
         <w:r>
           <w:rPr>
             <w:rFonts w:ascii="Arial" w:cs="Arial" w:eastAsia="Arial" w:hAnsi="Arial"/>
@@ -1929,7 +1977,7 @@
         </w:rPr>
         <w:t xml:space="preserve"> (</w:t>
       </w:r>
-      <w:hyperlink w:history="1" r:id="rIdkzzya6l7elrqmnbj8oc6c">
+      <w:hyperlink w:history="1" r:id="rIdj7zbo-jm2hjr4rqoqiyov">
         <w:r>
           <w:rPr>
             <w:rFonts w:ascii="Arial" w:cs="Arial" w:eastAsia="Arial" w:hAnsi="Arial"/>
@@ -1949,7 +1997,7 @@
         </w:rPr>
         <w:t xml:space="preserve">). To view a copy of this license, visit </w:t>
       </w:r>
-      <w:hyperlink w:history="1" r:id="rIdeckkwrhlumwej_k1yefpi">
+      <w:hyperlink w:history="1" r:id="rId1mzlopewodvahdjczo8xn">
         <w:r>
           <w:rPr>
             <w:rFonts w:ascii="Arial" w:cs="Arial" w:eastAsia="Arial" w:hAnsi="Arial"/>

--- a/data/outputs/v2/Core_Mathematics/SS1.2_Indices_and_Logarithms/Core_Mathematics_Indices_and_Logarithms_FinalExplanation.docx
+++ b/data/outputs/v2/Core_Mathematics/SS1.2_Indices_and_Logarithms/Core_Mathematics_Indices_and_Logarithms_FinalExplanation.docx
@@ -1957,7 +1957,7 @@
         </w:rPr>
         <w:t xml:space="preserve">© 2026 SeaVuria and ARES. This work is licensed under a </w:t>
       </w:r>
-      <w:hyperlink w:history="1" r:id="rIduvgq4fefoxh0t0luafabq">
+      <w:hyperlink w:history="1" r:id="rId2a1jma1xhpnnigniulvax">
         <w:r>
           <w:rPr>
             <w:rFonts w:ascii="Arial" w:cs="Arial" w:eastAsia="Arial" w:hAnsi="Arial"/>
@@ -1977,7 +1977,7 @@
         </w:rPr>
         <w:t xml:space="preserve"> (</w:t>
       </w:r>
-      <w:hyperlink w:history="1" r:id="rIdj7zbo-jm2hjr4rqoqiyov">
+      <w:hyperlink w:history="1" r:id="rIdyrhzlicle0wrropfteyct">
         <w:r>
           <w:rPr>
             <w:rFonts w:ascii="Arial" w:cs="Arial" w:eastAsia="Arial" w:hAnsi="Arial"/>
@@ -1997,7 +1997,7 @@
         </w:rPr>
         <w:t xml:space="preserve">). To view a copy of this license, visit </w:t>
       </w:r>
-      <w:hyperlink w:history="1" r:id="rId1mzlopewodvahdjczo8xn">
+      <w:hyperlink w:history="1" r:id="rIddn5ns6oplx9vqpc8_koyb">
         <w:r>
           <w:rPr>
             <w:rFonts w:ascii="Arial" w:cs="Arial" w:eastAsia="Arial" w:hAnsi="Arial"/>
